--- a/educators/Evidence_Lab_Teaching_Guide_v1.0.docx
+++ b/educators/Evidence_Lab_Teaching_Guide_v1.0.docx
@@ -8,19 +8,7 @@
         <w:jc w:val="center"/>
       </w:pPr>
       <w:r>
-        <w:t>Evidence Lab</w:t>
-      </w:r>
-    </w:p>
-    <w:p>
-      <w:pPr>
-        <w:jc w:val="center"/>
-      </w:pPr>
-      <w:r>
-        <w:rPr>
-          <w:b/>
-          <w:sz w:val="34"/>
-        </w:rPr>
-        <w:t>Teaching Guide - Version 1.0</w:t>
+        <w:t>Evidence Lab Teaching Guide - Version 1.0</w:t>
       </w:r>
     </w:p>
     <w:p>
@@ -30,135 +18,8 @@
       <w:r>
         <w:rPr>
           <w:i/>
-          <w:sz w:val="24"/>
         </w:rPr>
-        <w:t>For Librarians, Faculty, and Instructors</w:t>
-      </w:r>
-    </w:p>
-    <w:p>
-      <w:pPr>
-        <w:jc w:val="center"/>
-      </w:pPr>
-      <w:r>
-        <w:t>Follow the evidence. Make the call.</w:t>
-      </w:r>
-    </w:p>
-    <w:p>
-      <w:r>
-        <w:t>Evidence Lab is an institution-neutral information-literacy investigation game for college students. This public guide explains how to teach with the game without revealing keyed answers, hidden evidence values, ideal paths, or case resolutions.</w:t>
-      </w:r>
-    </w:p>
-    <w:tbl>
-      <w:tblPr>
-        <w:tblStyle w:val="TableGrid"/>
-        <w:tblW w:type="auto" w:w="0"/>
-        <w:jc w:val="center"/>
-        <w:tblLook w:firstColumn="1" w:firstRow="1" w:lastColumn="0" w:lastRow="0" w:noHBand="0" w:noVBand="1" w:val="04A0"/>
-      </w:tblPr>
-      <w:tblGrid>
-        <w:gridCol w:w="5083"/>
-        <w:gridCol w:w="5083"/>
-      </w:tblGrid>
-      <w:tr>
-        <w:tc>
-          <w:tcPr>
-            <w:tcW w:type="dxa" w:w="5083"/>
-          </w:tcPr>
-          <w:p>
-            <w:r>
-              <w:t>Play</w:t>
-            </w:r>
-          </w:p>
-        </w:tc>
-        <w:tc>
-          <w:tcPr>
-            <w:tcW w:type="dxa" w:w="5083"/>
-          </w:tcPr>
-          <w:p>
-            <w:r>
-              <w:t>https://yanlingliuinfolit.github.io/evidence-lab/play.html</w:t>
-            </w:r>
-          </w:p>
-        </w:tc>
-      </w:tr>
-      <w:tr>
-        <w:tc>
-          <w:tcPr>
-            <w:tcW w:type="dxa" w:w="5083"/>
-          </w:tcPr>
-          <w:p>
-            <w:r>
-              <w:t>Case catalog</w:t>
-            </w:r>
-          </w:p>
-        </w:tc>
-        <w:tc>
-          <w:tcPr>
-            <w:tcW w:type="dxa" w:w="5083"/>
-          </w:tcPr>
-          <w:p>
-            <w:r>
-              <w:t>https://yanlingliuinfolit.github.io/evidence-lab/cases.html</w:t>
-            </w:r>
-          </w:p>
-        </w:tc>
-      </w:tr>
-      <w:tr>
-        <w:tc>
-          <w:tcPr>
-            <w:tcW w:type="dxa" w:w="5083"/>
-          </w:tcPr>
-          <w:p>
-            <w:r>
-              <w:t>For educators</w:t>
-            </w:r>
-          </w:p>
-        </w:tc>
-        <w:tc>
-          <w:tcPr>
-            <w:tcW w:type="dxa" w:w="5083"/>
-          </w:tcPr>
-          <w:p>
-            <w:r>
-              <w:t>https://yanlingliuinfolit.github.io/evidence-lab/educators.html</w:t>
-            </w:r>
-          </w:p>
-        </w:tc>
-      </w:tr>
-      <w:tr>
-        <w:tc>
-          <w:tcPr>
-            <w:tcW w:type="dxa" w:w="5083"/>
-          </w:tcPr>
-          <w:p>
-            <w:r>
-              <w:t>Creator</w:t>
-            </w:r>
-          </w:p>
-        </w:tc>
-        <w:tc>
-          <w:tcPr>
-            <w:tcW w:type="dxa" w:w="5083"/>
-          </w:tcPr>
-          <w:p>
-            <w:r>
-              <w:t>Yanling Liu, Coordinator of Information Literacy and Research Services, Indiana University Kokomo</w:t>
-            </w:r>
-          </w:p>
-        </w:tc>
-      </w:tr>
-    </w:tbl>
-    <w:p>
-      <w:pPr>
-        <w:pStyle w:val="Heading1"/>
-      </w:pPr>
-      <w:r>
-        <w:t>1. What Students Do</w:t>
-      </w:r>
-    </w:p>
-    <w:p>
-      <w:r>
-        <w:t>Each investigation follows a consistent cycle: Encounter -&gt; Investigate -&gt; Decide -&gt; Explain -&gt; Feedback -&gt; Review. Students choose what evidence to inspect, decide when the evidence is sufficient, make a decision, identify the evidence that mattered most, reflect on confidence, and receive feedback. Students are not rewarded for opening every artifact.</w:t>
+        <w:t>For librarians, faculty, instructors, and instructional designers - spoiler-free</w:t>
       </w:r>
     </w:p>
     <w:p>
@@ -166,111 +27,12 @@
         <w:pStyle w:val="Heading1"/>
       </w:pPr>
       <w:r>
-        <w:t>2. Four Investigation Levels</w:t>
-      </w:r>
-    </w:p>
-    <w:p>
-      <w:pPr>
-        <w:pStyle w:val="Heading2"/>
-      </w:pPr>
-      <w:r>
-        <w:t>Level 1 - Guided</w:t>
-      </w:r>
-    </w:p>
-    <w:p>
-      <w:pPr>
-        <w:pStyle w:val="IntenseQuote"/>
-      </w:pPr>
-      <w:r>
-        <w:t>Cases 1-4</w:t>
+        <w:t>1. What Evidence Lab is</w:t>
       </w:r>
     </w:p>
     <w:p>
       <w:r>
-        <w:t>Relatively clean evidence. Students practice verifying existence, comparing claims with sources, evaluating AI output, and calibrating uncertainty.</w:t>
-      </w:r>
-    </w:p>
-    <w:p>
-      <w:r>
-        <w:t>Core question: What should I check?</w:t>
-      </w:r>
-    </w:p>
-    <w:p>
-      <w:pPr>
-        <w:pStyle w:val="Heading2"/>
-      </w:pPr>
-      <w:r>
-        <w:t>Level 2 - Networked</w:t>
-      </w:r>
-    </w:p>
-    <w:p>
-      <w:pPr>
-        <w:pStyle w:val="IntenseQuote"/>
-      </w:pPr>
-      <w:r>
-        <w:t>Cases 5-12</w:t>
-      </w:r>
-    </w:p>
-    <w:p>
-      <w:r>
-        <w:t>Students trace information through people, platforms, summaries, reposts, corrections, and access systems.</w:t>
-      </w:r>
-    </w:p>
-    <w:p>
-      <w:r>
-        <w:t>Core question: Where did this information actually come from?</w:t>
-      </w:r>
-    </w:p>
-    <w:p>
-      <w:pPr>
-        <w:pStyle w:val="Heading2"/>
-      </w:pPr>
-      <w:r>
-        <w:t>Level 3 - Contextual</w:t>
-      </w:r>
-    </w:p>
-    <w:p>
-      <w:pPr>
-        <w:pStyle w:val="IntenseQuote"/>
-      </w:pPr>
-      <w:r>
-        <w:t>Cases 13-28</w:t>
-      </w:r>
-    </w:p>
-    <w:p>
-      <w:r>
-        <w:t>Students integrate provenance, visual context, authority, currency, health, money, careers, and institutional consequences.</w:t>
-      </w:r>
-    </w:p>
-    <w:p>
-      <w:r>
-        <w:t>Core question: What evidence matters for this decision in this context?</w:t>
-      </w:r>
-    </w:p>
-    <w:p>
-      <w:pPr>
-        <w:pStyle w:val="Heading2"/>
-      </w:pPr>
-      <w:r>
-        <w:t>Level 4 - Synthesis</w:t>
-      </w:r>
-    </w:p>
-    <w:p>
-      <w:pPr>
-        <w:pStyle w:val="IntenseQuote"/>
-      </w:pPr>
-      <w:r>
-        <w:t>Cases 29-36</w:t>
-      </w:r>
-    </w:p>
-    <w:p>
-      <w:r>
-        <w:t>Students combine data interpretation, sampling, breaking-news uncertainty, source independence, translation, AI citation tracing, and bounded synthesis.</w:t>
-      </w:r>
-    </w:p>
-    <w:p>
-      <w:r>
-        <w:t>Core question: What is the strongest claim the evidence actually warrants?</w:t>
+        <w:t>Evidence Lab is an institution-neutral information-literacy investigation game for college students. Students encounter realistic information problems, choose what evidence to inspect, make a decision, explain which evidence mattered, reflect on confidence, and receive feedback.</w:t>
       </w:r>
     </w:p>
     <w:p>
@@ -278,7 +40,103 @@
         <w:pStyle w:val="Heading1"/>
       </w:pPr>
       <w:r>
-        <w:t>3. Learning Outcomes</w:t>
+        <w:t>2. Ways to use Evidence Lab</w:t>
+      </w:r>
+    </w:p>
+    <w:p>
+      <w:pPr>
+        <w:pStyle w:val="ListBullet"/>
+      </w:pPr>
+      <w:r>
+        <w:t>2-minute challenge - one quick investigation.</w:t>
+      </w:r>
+    </w:p>
+    <w:p>
+      <w:pPr>
+        <w:pStyle w:val="ListBullet"/>
+      </w:pPr>
+      <w:r>
+        <w:t>5-minute challenge - two investigations.</w:t>
+      </w:r>
+    </w:p>
+    <w:p>
+      <w:pPr>
+        <w:pStyle w:val="ListBullet"/>
+      </w:pPr>
+      <w:r>
+        <w:t>10-minute challenge - about four investigations.</w:t>
+      </w:r>
+    </w:p>
+    <w:p>
+      <w:pPr>
+        <w:pStyle w:val="ListBullet"/>
+      </w:pPr>
+      <w:r>
+        <w:t>20-minute challenge - about seven investigations.</w:t>
+      </w:r>
+    </w:p>
+    <w:p>
+      <w:pPr>
+        <w:pStyle w:val="ListBullet"/>
+      </w:pPr>
+      <w:r>
+        <w:t>Choose individual cases - instructors or students can select any of the 36 cases.</w:t>
+      </w:r>
+    </w:p>
+    <w:p>
+      <w:pPr>
+        <w:pStyle w:val="ListBullet"/>
+      </w:pPr>
+      <w:r>
+        <w:t>Challenge times are estimates, not countdowns; students are not penalized for taking longer.</w:t>
+      </w:r>
+    </w:p>
+    <w:p>
+      <w:pPr>
+        <w:pStyle w:val="Heading1"/>
+      </w:pPr>
+      <w:r>
+        <w:t>3. Four case levels</w:t>
+      </w:r>
+    </w:p>
+    <w:p>
+      <w:pPr>
+        <w:pStyle w:val="ListBullet"/>
+      </w:pPr>
+      <w:r>
+        <w:t>Guided (Cases 1-4): verification and uncertainty calibration.</w:t>
+      </w:r>
+    </w:p>
+    <w:p>
+      <w:pPr>
+        <w:pStyle w:val="ListBullet"/>
+      </w:pPr>
+      <w:r>
+        <w:t>Networked (Cases 5-12): source tracing and information chains.</w:t>
+      </w:r>
+    </w:p>
+    <w:p>
+      <w:pPr>
+        <w:pStyle w:val="ListBullet"/>
+      </w:pPr>
+      <w:r>
+        <w:t>Contextual (Cases 13-28): provenance, authority, currency, stakes, visual evidence, health, careers, and institutional information.</w:t>
+      </w:r>
+    </w:p>
+    <w:p>
+      <w:pPr>
+        <w:pStyle w:val="ListBullet"/>
+      </w:pPr>
+      <w:r>
+        <w:t>Synthesis (Cases 29-36): data, breaking news, source independence, translation, AI citation tracing, and bounded synthesis.</w:t>
+      </w:r>
+    </w:p>
+    <w:p>
+      <w:pPr>
+        <w:pStyle w:val="Heading1"/>
+      </w:pPr>
+      <w:r>
+        <w:t>4. Learning outcomes</w:t>
       </w:r>
     </w:p>
     <w:p>
@@ -286,7 +144,7 @@
         <w:pStyle w:val="ListNumber"/>
       </w:pPr>
       <w:r>
-        <w:t>Verify provenance and existence of sources, images, quotations, accounts, opportunities, and claims.</w:t>
+        <w:t>Verify provenance and existence.</w:t>
       </w:r>
     </w:p>
     <w:p>
@@ -294,7 +152,7 @@
         <w:pStyle w:val="ListNumber"/>
       </w:pPr>
       <w:r>
-        <w:t>Select evidence strategically rather than collecting information indiscriminately.</w:t>
+        <w:t>Select evidence strategically.</w:t>
       </w:r>
     </w:p>
     <w:p>
@@ -302,7 +160,7 @@
         <w:pStyle w:val="ListNumber"/>
       </w:pPr>
       <w:r>
-        <w:t>Evaluate claim-evidence fit and identify overstatement, causal shifts, and changes in scope.</w:t>
+        <w:t>Evaluate claim-evidence fit.</w:t>
       </w:r>
     </w:p>
     <w:p>
@@ -310,7 +168,7 @@
         <w:pStyle w:val="ListNumber"/>
       </w:pPr>
       <w:r>
-        <w:t>Trace information networks and distinguish repetition from independent corroboration.</w:t>
+        <w:t>Trace information networks and source dependence.</w:t>
       </w:r>
     </w:p>
     <w:p>
@@ -318,7 +176,7 @@
         <w:pStyle w:val="ListNumber"/>
       </w:pPr>
       <w:r>
-        <w:t>Evaluate authority contextually by considering expertise, purpose, relevance, platform, and currency.</w:t>
+        <w:t>Evaluate authority contextually.</w:t>
       </w:r>
     </w:p>
     <w:p>
@@ -334,7 +192,7 @@
         <w:pStyle w:val="ListNumber"/>
       </w:pPr>
       <w:r>
-        <w:t>Calibrate uncertainty and distinguish firm, qualified, and unresolved conclusions.</w:t>
+        <w:t>Calibrate uncertainty.</w:t>
       </w:r>
     </w:p>
     <w:p>
@@ -342,7 +200,7 @@
         <w:pStyle w:val="ListNumber"/>
       </w:pPr>
       <w:r>
-        <w:t>Update conclusions responsibly when new evidence becomes available.</w:t>
+        <w:t>Update conclusions responsibly.</w:t>
       </w:r>
     </w:p>
     <w:p>
@@ -350,7 +208,7 @@
         <w:pStyle w:val="ListNumber"/>
       </w:pPr>
       <w:r>
-        <w:t>Make consequential information decisions involving research, money, careers, health, and everyday life.</w:t>
+        <w:t>Make consequential information decisions.</w:t>
       </w:r>
     </w:p>
     <w:p>
@@ -358,7 +216,7 @@
         <w:pStyle w:val="ListNumber"/>
       </w:pPr>
       <w:r>
-        <w:t>Communicate bounded conclusions without overstating or understating the evidence.</w:t>
+        <w:t>Communicate bounded conclusions.</w:t>
       </w:r>
     </w:p>
     <w:p>
@@ -366,49 +224,265 @@
         <w:pStyle w:val="Heading1"/>
       </w:pPr>
       <w:r>
-        <w:t>4. Investigator Points</w:t>
+        <w:t>5. Scoring</w:t>
+      </w:r>
+    </w:p>
+    <w:p>
+      <w:r>
+        <w:t>Each investigation is worth 10 Investigator Points: Decision 4, Evidence 3, Reasoning 2, Investigation Strategy 1. Confidence is recorded but not scored.</w:t>
+      </w:r>
+    </w:p>
+    <w:p>
+      <w:pPr>
+        <w:pStyle w:val="ListBullet"/>
+      </w:pPr>
+      <w:r>
+        <w:t>Decision: Does the conclusion fit what the evidence warrants?</w:t>
+      </w:r>
+    </w:p>
+    <w:p>
+      <w:pPr>
+        <w:pStyle w:val="ListBullet"/>
+      </w:pPr>
+      <w:r>
+        <w:t>Evidence: Did the student investigate evidence capable of resolving the question?</w:t>
+      </w:r>
+    </w:p>
+    <w:p>
+      <w:pPr>
+        <w:pStyle w:val="ListBullet"/>
+      </w:pPr>
+      <w:r>
+        <w:t>Reasoning: Did the evidence the student selected as important genuinely support the decision? Students may select multiple pieces.</w:t>
+      </w:r>
+    </w:p>
+    <w:p>
+      <w:pPr>
+        <w:pStyle w:val="ListBullet"/>
+      </w:pPr>
+      <w:r>
+        <w:t>Investigation Strategy: Did the investigation include high-value evidence capable of resolving the question? Responsible additional verification is not penalized.</w:t>
+      </w:r>
+    </w:p>
+    <w:p>
+      <w:pPr>
+        <w:pStyle w:val="ListBullet"/>
+      </w:pPr>
+      <w:r>
+        <w:t>Confidence: A reflection/calibration measure, not a reward for certainty.</w:t>
+      </w:r>
+    </w:p>
+    <w:p>
+      <w:pPr>
+        <w:pStyle w:val="Heading1"/>
+      </w:pPr>
+      <w:r>
+        <w:t>6. Investigation Log</w:t>
+      </w:r>
+    </w:p>
+    <w:p>
+      <w:r>
+        <w:t>Completed attempts from challenges and individually selected cases are stored in the browser using local storage. No sign-in is required. The log persists when the student closes and reopens the site on the same browser/device, unless browser/site data are cleared. Repeat attempts are retained rather than overwritten.</w:t>
+      </w:r>
+    </w:p>
+    <w:p>
+      <w:pPr>
+        <w:pStyle w:val="ListBullet"/>
+      </w:pPr>
+      <w:r>
+        <w:t>Students can Print / Save PDF, Download CSV, or Copy Summary.</w:t>
+      </w:r>
+    </w:p>
+    <w:p>
+      <w:pPr>
+        <w:pStyle w:val="ListBullet"/>
+      </w:pPr>
+      <w:r>
+        <w:t>The log includes decision, evidence opened, evidence selected as important, confidence, score breakdown, consequence, and transfer principle.</w:t>
+      </w:r>
+    </w:p>
+    <w:p>
+      <w:pPr>
+        <w:pStyle w:val="ListBullet"/>
+      </w:pPr>
+      <w:r>
+        <w:t>Evidence Lab does not automatically transmit the log to the instructor, institution, or creator.</w:t>
+      </w:r>
+    </w:p>
+    <w:p>
+      <w:pPr>
+        <w:pStyle w:val="ListBullet"/>
+      </w:pPr>
+      <w:r>
+        <w:t>For assignments, students can export the log and submit it through the institution’s existing LMS.</w:t>
+      </w:r>
+    </w:p>
+    <w:p>
+      <w:pPr>
+        <w:pStyle w:val="ListBullet"/>
+      </w:pPr>
+      <w:r>
+        <w:t>Because the record is browser-local and modifiable by a technically knowledgeable user, use it for formative/low-stakes work rather than secure high-stakes testing.</w:t>
+      </w:r>
+    </w:p>
+    <w:p>
+      <w:pPr>
+        <w:pStyle w:val="Heading1"/>
+      </w:pPr>
+      <w:r>
+        <w:t>7. Suggested teaching patterns</w:t>
+      </w:r>
+    </w:p>
+    <w:p>
+      <w:pPr>
+        <w:pStyle w:val="ListBullet"/>
+      </w:pPr>
+      <w:r>
+        <w:t>Warm-up: 2-minute challenge followed by one discussion question.</w:t>
+      </w:r>
+    </w:p>
+    <w:p>
+      <w:pPr>
+        <w:pStyle w:val="ListBullet"/>
+      </w:pPr>
+      <w:r>
+        <w:t>Library session: 10-minute challenge plus debrief on evidence selection.</w:t>
+      </w:r>
+    </w:p>
+    <w:p>
+      <w:pPr>
+        <w:pStyle w:val="ListBullet"/>
+      </w:pPr>
+      <w:r>
+        <w:t>Course assignment: instructor-selected cases plus Investigation Log submission.</w:t>
+      </w:r>
+    </w:p>
+    <w:p>
+      <w:pPr>
+        <w:pStyle w:val="ListBullet"/>
+      </w:pPr>
+      <w:r>
+        <w:t>Extended workshop: 20-minute challenge followed by small-group comparison of reasoning paths.</w:t>
+      </w:r>
+    </w:p>
+    <w:p>
+      <w:pPr>
+        <w:pStyle w:val="ListBullet"/>
+      </w:pPr>
+      <w:r>
+        <w:t>Asynchronous: students complete work over several visits on the same browser and submit the log.</w:t>
+      </w:r>
+    </w:p>
+    <w:p>
+      <w:pPr>
+        <w:pStyle w:val="Heading1"/>
+      </w:pPr>
+      <w:r>
+        <w:t>8. Choosing cases</w:t>
+      </w:r>
+    </w:p>
+    <w:p>
+      <w:r>
+        <w:t>Use the Cases page to search, filter by level, jump directly to a case number, and see which cases have been completed in the current browser. The page remembers the student’s approximate scroll position when they return from a case.</w:t>
+      </w:r>
+    </w:p>
+    <w:p>
+      <w:pPr>
+        <w:pStyle w:val="Heading1"/>
+      </w:pPr>
+      <w:r>
+        <w:t>9. Accessibility and multimodal evidence</w:t>
+      </w:r>
+    </w:p>
+    <w:p>
+      <w:r>
+        <w:t>Evidence Lab uses text alternatives and accessible descriptions for essential visual information. Multimodal cases use progressive disclosure: students initially see the encountered artifact and reveal additional evidence only when they choose the corresponding investigation action.</w:t>
+      </w:r>
+    </w:p>
+    <w:p>
+      <w:pPr>
+        <w:pStyle w:val="Heading1"/>
+      </w:pPr>
+      <w:r>
+        <w:t>10. Privacy and assessment</w:t>
+      </w:r>
+    </w:p>
+    <w:p>
+      <w:r>
+        <w:t>The public GitHub Pages edition requires no student account and does not automatically collect or transmit student activity. Browser-local persistence reduces data collection but means logs do not automatically follow students to another device. Students should export a copy when they need to preserve or submit work.</w:t>
+      </w:r>
+    </w:p>
+    <w:p>
+      <w:pPr>
+        <w:pStyle w:val="Heading1"/>
+      </w:pPr>
+      <w:r>
+        <w:t>11. Reuse and localization</w:t>
+      </w:r>
+    </w:p>
+    <w:p>
+      <w:r>
+        <w:t>The educational content and teaching materials are licensed CC BY 4.0; original software/code is licensed MIT. Evidence Lab is designed to work without institution-specific systems. Local adaptations should preserve the evidence logic, accessibility, and spoiler separation.</w:t>
+      </w:r>
+    </w:p>
+    <w:p>
+      <w:pPr>
+        <w:pStyle w:val="Heading1"/>
+      </w:pPr>
+      <w:r>
+        <w:t>12. Spoiler-free 36-case catalog</w:t>
       </w:r>
     </w:p>
     <w:tbl>
       <w:tblPr>
         <w:tblStyle w:val="TableGrid"/>
         <w:tblW w:type="auto" w:w="0"/>
-        <w:jc w:val="center"/>
         <w:tblLook w:firstColumn="1" w:firstRow="1" w:lastColumn="0" w:lastRow="0" w:noHBand="0" w:noVBand="1" w:val="04A0"/>
       </w:tblPr>
       <w:tblGrid>
-        <w:gridCol w:w="3389"/>
-        <w:gridCol w:w="3389"/>
-        <w:gridCol w:w="3389"/>
+        <w:gridCol w:w="2484"/>
+        <w:gridCol w:w="2484"/>
+        <w:gridCol w:w="2484"/>
+        <w:gridCol w:w="2484"/>
       </w:tblGrid>
       <w:tr>
         <w:tc>
           <w:tcPr>
-            <w:tcW w:type="dxa" w:w="3389"/>
+            <w:tcW w:type="dxa" w:w="2484"/>
           </w:tcPr>
           <w:p>
             <w:r>
-              <w:t>Dimension</w:t>
+              <w:t>Case</w:t>
             </w:r>
           </w:p>
         </w:tc>
         <w:tc>
           <w:tcPr>
-            <w:tcW w:type="dxa" w:w="3389"/>
+            <w:tcW w:type="dxa" w:w="2484"/>
           </w:tcPr>
           <w:p>
             <w:r>
-              <w:t>Points</w:t>
+              <w:t>Title</w:t>
             </w:r>
           </w:p>
         </w:tc>
         <w:tc>
           <w:tcPr>
-            <w:tcW w:type="dxa" w:w="3389"/>
+            <w:tcW w:type="dxa" w:w="2484"/>
           </w:tcPr>
           <w:p>
             <w:r>
-              <w:t>Interpretation</w:t>
+              <w:t>Level</w:t>
+            </w:r>
+          </w:p>
+        </w:tc>
+        <w:tc>
+          <w:tcPr>
+            <w:tcW w:type="dxa" w:w="2484"/>
+          </w:tcPr>
+          <w:p>
+            <w:r>
+              <w:t>Environment</w:t>
             </w:r>
           </w:p>
         </w:tc>
@@ -416,17 +490,133 @@
       <w:tr>
         <w:tc>
           <w:tcPr>
-            <w:tcW w:type="dxa" w:w="3389"/>
+            <w:tcW w:type="dxa" w:w="2484"/>
           </w:tcPr>
           <w:p>
             <w:r>
-              <w:t>Decision</w:t>
+              <w:t>1</w:t>
             </w:r>
           </w:p>
         </w:tc>
         <w:tc>
           <w:tcPr>
-            <w:tcW w:type="dxa" w:w="3389"/>
+            <w:tcW w:type="dxa" w:w="2484"/>
+          </w:tcPr>
+          <w:p>
+            <w:r>
+              <w:t>Just Put It in the Bibliography</w:t>
+            </w:r>
+          </w:p>
+        </w:tc>
+        <w:tc>
+          <w:tcPr>
+            <w:tcW w:type="dxa" w:w="2484"/>
+          </w:tcPr>
+          <w:p>
+            <w:r>
+              <w:t>Guided</w:t>
+            </w:r>
+          </w:p>
+        </w:tc>
+        <w:tc>
+          <w:tcPr>
+            <w:tcW w:type="dxa" w:w="2484"/>
+          </w:tcPr>
+          <w:p>
+            <w:r>
+              <w:t>💬 Group Project Chat</w:t>
+            </w:r>
+          </w:p>
+        </w:tc>
+      </w:tr>
+      <w:tr>
+        <w:tc>
+          <w:tcPr>
+            <w:tcW w:type="dxa" w:w="2484"/>
+          </w:tcPr>
+          <w:p>
+            <w:r>
+              <w:t>2</w:t>
+            </w:r>
+          </w:p>
+        </w:tc>
+        <w:tc>
+          <w:tcPr>
+            <w:tcW w:type="dxa" w:w="2484"/>
+          </w:tcPr>
+          <w:p>
+            <w:r>
+              <w:t>Real Article, Bigger Claim</w:t>
+            </w:r>
+          </w:p>
+        </w:tc>
+        <w:tc>
+          <w:tcPr>
+            <w:tcW w:type="dxa" w:w="2484"/>
+          </w:tcPr>
+          <w:p>
+            <w:r>
+              <w:t>Guided</w:t>
+            </w:r>
+          </w:p>
+        </w:tc>
+        <w:tc>
+          <w:tcPr>
+            <w:tcW w:type="dxa" w:w="2484"/>
+          </w:tcPr>
+          <w:p>
+            <w:r>
+              <w:t>💬 Group Project Chat</w:t>
+            </w:r>
+          </w:p>
+        </w:tc>
+      </w:tr>
+      <w:tr>
+        <w:tc>
+          <w:tcPr>
+            <w:tcW w:type="dxa" w:w="2484"/>
+          </w:tcPr>
+          <w:p>
+            <w:r>
+              <w:t>3</w:t>
+            </w:r>
+          </w:p>
+        </w:tc>
+        <w:tc>
+          <w:tcPr>
+            <w:tcW w:type="dxa" w:w="2484"/>
+          </w:tcPr>
+          <w:p>
+            <w:r>
+              <w:t>ChatGPT Is Always Wrong</w:t>
+            </w:r>
+          </w:p>
+        </w:tc>
+        <w:tc>
+          <w:tcPr>
+            <w:tcW w:type="dxa" w:w="2484"/>
+          </w:tcPr>
+          <w:p>
+            <w:r>
+              <w:t>Guided</w:t>
+            </w:r>
+          </w:p>
+        </w:tc>
+        <w:tc>
+          <w:tcPr>
+            <w:tcW w:type="dxa" w:w="2484"/>
+          </w:tcPr>
+          <w:p>
+            <w:r>
+              <w:t>📚 Study Session</w:t>
+            </w:r>
+          </w:p>
+        </w:tc>
+      </w:tr>
+      <w:tr>
+        <w:tc>
+          <w:tcPr>
+            <w:tcW w:type="dxa" w:w="2484"/>
           </w:tcPr>
           <w:p>
             <w:r>
@@ -436,11 +626,31 @@
         </w:tc>
         <w:tc>
           <w:tcPr>
-            <w:tcW w:type="dxa" w:w="3389"/>
+            <w:tcW w:type="dxa" w:w="2484"/>
           </w:tcPr>
           <w:p>
             <w:r>
-              <w:t>Does the conclusion fit what the evidence warrants?</w:t>
+              <w:t>But It Says 100%</w:t>
+            </w:r>
+          </w:p>
+        </w:tc>
+        <w:tc>
+          <w:tcPr>
+            <w:tcW w:type="dxa" w:w="2484"/>
+          </w:tcPr>
+          <w:p>
+            <w:r>
+              <w:t>Guided</w:t>
+            </w:r>
+          </w:p>
+        </w:tc>
+        <w:tc>
+          <w:tcPr>
+            <w:tcW w:type="dxa" w:w="2484"/>
+          </w:tcPr>
+          <w:p>
+            <w:r>
+              <w:t>🤖 AI Conversation</w:t>
             </w:r>
           </w:p>
         </w:tc>
@@ -448,31 +658,41 @@
       <w:tr>
         <w:tc>
           <w:tcPr>
-            <w:tcW w:type="dxa" w:w="3389"/>
+            <w:tcW w:type="dxa" w:w="2484"/>
           </w:tcPr>
           <w:p>
             <w:r>
-              <w:t>Evidence Quality</w:t>
+              <w:t>5</w:t>
             </w:r>
           </w:p>
         </w:tc>
         <w:tc>
           <w:tcPr>
-            <w:tcW w:type="dxa" w:w="3389"/>
+            <w:tcW w:type="dxa" w:w="2484"/>
           </w:tcPr>
           <w:p>
             <w:r>
-              <w:t>3</w:t>
+              <w:t>I Didn't Read It, But…</w:t>
             </w:r>
           </w:p>
         </w:tc>
         <w:tc>
           <w:tcPr>
-            <w:tcW w:type="dxa" w:w="3389"/>
+            <w:tcW w:type="dxa" w:w="2484"/>
           </w:tcPr>
           <w:p>
             <w:r>
-              <w:t>Did the student find evidence capable of resolving the question?</w:t>
+              <w:t>Networked</w:t>
+            </w:r>
+          </w:p>
+        </w:tc>
+        <w:tc>
+          <w:tcPr>
+            <w:tcW w:type="dxa" w:w="2484"/>
+          </w:tcPr>
+          <w:p>
+            <w:r>
+              <w:t>💬 Before Class</w:t>
             </w:r>
           </w:p>
         </w:tc>
@@ -480,31 +700,41 @@
       <w:tr>
         <w:tc>
           <w:tcPr>
-            <w:tcW w:type="dxa" w:w="3389"/>
+            <w:tcW w:type="dxa" w:w="2484"/>
           </w:tcPr>
           <w:p>
             <w:r>
-              <w:t>Reasoning</w:t>
+              <w:t>6</w:t>
             </w:r>
           </w:p>
         </w:tc>
         <w:tc>
           <w:tcPr>
-            <w:tcW w:type="dxa" w:w="3389"/>
+            <w:tcW w:type="dxa" w:w="2484"/>
           </w:tcPr>
           <w:p>
             <w:r>
-              <w:t>2</w:t>
+              <w:t>GUYS DID YOU HEAR??</w:t>
             </w:r>
           </w:p>
         </w:tc>
         <w:tc>
           <w:tcPr>
-            <w:tcW w:type="dxa" w:w="3389"/>
+            <w:tcW w:type="dxa" w:w="2484"/>
           </w:tcPr>
           <w:p>
             <w:r>
-              <w:t>Does the evidence identified as most important support the conclusion?</w:t>
+              <w:t>Networked</w:t>
+            </w:r>
+          </w:p>
+        </w:tc>
+        <w:tc>
+          <w:tcPr>
+            <w:tcW w:type="dxa" w:w="2484"/>
+          </w:tcPr>
+          <w:p>
+            <w:r>
+              <w:t>📱 Group Chat</w:t>
             </w:r>
           </w:p>
         </w:tc>
@@ -512,39 +742,1275 @@
       <w:tr>
         <w:tc>
           <w:tcPr>
-            <w:tcW w:type="dxa" w:w="3389"/>
+            <w:tcW w:type="dxa" w:w="2484"/>
           </w:tcPr>
           <w:p>
             <w:r>
-              <w:t>Efficiency</w:t>
+              <w:t>7</w:t>
             </w:r>
           </w:p>
         </w:tc>
         <w:tc>
           <w:tcPr>
-            <w:tcW w:type="dxa" w:w="3389"/>
+            <w:tcW w:type="dxa" w:w="2484"/>
           </w:tcPr>
           <w:p>
             <w:r>
-              <w:t>1</w:t>
+              <w:t>Everybody Is Saying It</w:t>
             </w:r>
           </w:p>
         </w:tc>
         <w:tc>
           <w:tcPr>
-            <w:tcW w:type="dxa" w:w="3389"/>
+            <w:tcW w:type="dxa" w:w="2484"/>
           </w:tcPr>
           <w:p>
             <w:r>
-              <w:t>Did the student stop after sufficient high-value evidence rather than checking indiscriminately?</w:t>
+              <w:t>Networked</w:t>
+            </w:r>
+          </w:p>
+        </w:tc>
+        <w:tc>
+          <w:tcPr>
+            <w:tcW w:type="dxa" w:w="2484"/>
+          </w:tcPr>
+          <w:p>
+            <w:r>
+              <w:t>📡 Across Your Feeds</w:t>
+            </w:r>
+          </w:p>
+        </w:tc>
+      </w:tr>
+      <w:tr>
+        <w:tc>
+          <w:tcPr>
+            <w:tcW w:type="dxa" w:w="2484"/>
+          </w:tcPr>
+          <w:p>
+            <w:r>
+              <w:t>8</w:t>
+            </w:r>
+          </w:p>
+        </w:tc>
+        <w:tc>
+          <w:tcPr>
+            <w:tcW w:type="dxa" w:w="2484"/>
+          </w:tcPr>
+          <w:p>
+            <w:r>
+              <w:t>The Rumor Was True</w:t>
+            </w:r>
+          </w:p>
+        </w:tc>
+        <w:tc>
+          <w:tcPr>
+            <w:tcW w:type="dxa" w:w="2484"/>
+          </w:tcPr>
+          <w:p>
+            <w:r>
+              <w:t>Networked</w:t>
+            </w:r>
+          </w:p>
+        </w:tc>
+        <w:tc>
+          <w:tcPr>
+            <w:tcW w:type="dxa" w:w="2484"/>
+          </w:tcPr>
+          <w:p>
+            <w:r>
+              <w:t>💬 Student Chat</w:t>
+            </w:r>
+          </w:p>
+        </w:tc>
+      </w:tr>
+      <w:tr>
+        <w:tc>
+          <w:tcPr>
+            <w:tcW w:type="dxa" w:w="2484"/>
+          </w:tcPr>
+          <w:p>
+            <w:r>
+              <w:t>9</w:t>
+            </w:r>
+          </w:p>
+        </w:tc>
+        <w:tc>
+          <w:tcPr>
+            <w:tcW w:type="dxa" w:w="2484"/>
+          </w:tcPr>
+          <w:p>
+            <w:r>
+              <w:t>You Already Shared It</w:t>
+            </w:r>
+          </w:p>
+        </w:tc>
+        <w:tc>
+          <w:tcPr>
+            <w:tcW w:type="dxa" w:w="2484"/>
+          </w:tcPr>
+          <w:p>
+            <w:r>
+              <w:t>Networked</w:t>
+            </w:r>
+          </w:p>
+        </w:tc>
+        <w:tc>
+          <w:tcPr>
+            <w:tcW w:type="dxa" w:w="2484"/>
+          </w:tcPr>
+          <w:p>
+            <w:r>
+              <w:t>🔔 Social Update</w:t>
+            </w:r>
+          </w:p>
+        </w:tc>
+      </w:tr>
+      <w:tr>
+        <w:tc>
+          <w:tcPr>
+            <w:tcW w:type="dxa" w:w="2484"/>
+          </w:tcPr>
+          <w:p>
+            <w:r>
+              <w:t>10</w:t>
+            </w:r>
+          </w:p>
+        </w:tc>
+        <w:tc>
+          <w:tcPr>
+            <w:tcW w:type="dxa" w:w="2484"/>
+          </w:tcPr>
+          <w:p>
+            <w:r>
+              <w:t>I Found the Perfect Article…But I Can't Read It</w:t>
+            </w:r>
+          </w:p>
+        </w:tc>
+        <w:tc>
+          <w:tcPr>
+            <w:tcW w:type="dxa" w:w="2484"/>
+          </w:tcPr>
+          <w:p>
+            <w:r>
+              <w:t>Networked</w:t>
+            </w:r>
+          </w:p>
+        </w:tc>
+        <w:tc>
+          <w:tcPr>
+            <w:tcW w:type="dxa" w:w="2484"/>
+          </w:tcPr>
+          <w:p>
+            <w:r>
+              <w:t>📚 Library Research</w:t>
+            </w:r>
+          </w:p>
+        </w:tc>
+      </w:tr>
+      <w:tr>
+        <w:tc>
+          <w:tcPr>
+            <w:tcW w:type="dxa" w:w="2484"/>
+          </w:tcPr>
+          <w:p>
+            <w:r>
+              <w:t>11</w:t>
+            </w:r>
+          </w:p>
+        </w:tc>
+        <w:tc>
+          <w:tcPr>
+            <w:tcW w:type="dxa" w:w="2484"/>
+          </w:tcPr>
+          <w:p>
+            <w:r>
+              <w:t>The Expert Is Outside Their Expertise</w:t>
+            </w:r>
+          </w:p>
+        </w:tc>
+        <w:tc>
+          <w:tcPr>
+            <w:tcW w:type="dxa" w:w="2484"/>
+          </w:tcPr>
+          <w:p>
+            <w:r>
+              <w:t>Networked</w:t>
+            </w:r>
+          </w:p>
+        </w:tc>
+        <w:tc>
+          <w:tcPr>
+            <w:tcW w:type="dxa" w:w="2484"/>
+          </w:tcPr>
+          <w:p>
+            <w:r>
+              <w:t>📱 Social Post</w:t>
+            </w:r>
+          </w:p>
+        </w:tc>
+      </w:tr>
+      <w:tr>
+        <w:tc>
+          <w:tcPr>
+            <w:tcW w:type="dxa" w:w="2484"/>
+          </w:tcPr>
+          <w:p>
+            <w:r>
+              <w:t>12</w:t>
+            </w:r>
+          </w:p>
+        </w:tc>
+        <w:tc>
+          <w:tcPr>
+            <w:tcW w:type="dxa" w:w="2484"/>
+          </w:tcPr>
+          <w:p>
+            <w:r>
+              <w:t>DON'T STUDY AFTER 10 PM</w:t>
+            </w:r>
+          </w:p>
+        </w:tc>
+        <w:tc>
+          <w:tcPr>
+            <w:tcW w:type="dxa" w:w="2484"/>
+          </w:tcPr>
+          <w:p>
+            <w:r>
+              <w:t>Networked</w:t>
+            </w:r>
+          </w:p>
+        </w:tc>
+        <w:tc>
+          <w:tcPr>
+            <w:tcW w:type="dxa" w:w="2484"/>
+          </w:tcPr>
+          <w:p>
+            <w:r>
+              <w:t>📱 Study Group</w:t>
+            </w:r>
+          </w:p>
+        </w:tc>
+      </w:tr>
+      <w:tr>
+        <w:tc>
+          <w:tcPr>
+            <w:tcW w:type="dxa" w:w="2484"/>
+          </w:tcPr>
+          <w:p>
+            <w:r>
+              <w:t>13</w:t>
+            </w:r>
+          </w:p>
+        </w:tc>
+        <w:tc>
+          <w:tcPr>
+            <w:tcW w:type="dxa" w:w="2484"/>
+          </w:tcPr>
+          <w:p>
+            <w:r>
+              <w:t>Wait…Is That Here?</w:t>
+            </w:r>
+          </w:p>
+        </w:tc>
+        <w:tc>
+          <w:tcPr>
+            <w:tcW w:type="dxa" w:w="2484"/>
+          </w:tcPr>
+          <w:p>
+            <w:r>
+              <w:t>Contextual</w:t>
+            </w:r>
+          </w:p>
+        </w:tc>
+        <w:tc>
+          <w:tcPr>
+            <w:tcW w:type="dxa" w:w="2484"/>
+          </w:tcPr>
+          <w:p>
+            <w:r>
+              <w:t>📸 Social Image</w:t>
+            </w:r>
+          </w:p>
+        </w:tc>
+      </w:tr>
+      <w:tr>
+        <w:tc>
+          <w:tcPr>
+            <w:tcW w:type="dxa" w:w="2484"/>
+          </w:tcPr>
+          <w:p>
+            <w:r>
+              <w:t>14</w:t>
+            </w:r>
+          </w:p>
+        </w:tc>
+        <w:tc>
+          <w:tcPr>
+            <w:tcW w:type="dxa" w:w="2484"/>
+          </w:tcPr>
+          <w:p>
+            <w:r>
+              <w:t>The Cropped Protest Photo</w:t>
+            </w:r>
+          </w:p>
+        </w:tc>
+        <w:tc>
+          <w:tcPr>
+            <w:tcW w:type="dxa" w:w="2484"/>
+          </w:tcPr>
+          <w:p>
+            <w:r>
+              <w:t>Contextual</w:t>
+            </w:r>
+          </w:p>
+        </w:tc>
+        <w:tc>
+          <w:tcPr>
+            <w:tcW w:type="dxa" w:w="2484"/>
+          </w:tcPr>
+          <w:p>
+            <w:r>
+              <w:t>📰 Image + News</w:t>
+            </w:r>
+          </w:p>
+        </w:tc>
+      </w:tr>
+      <w:tr>
+        <w:tc>
+          <w:tcPr>
+            <w:tcW w:type="dxa" w:w="2484"/>
+          </w:tcPr>
+          <w:p>
+            <w:r>
+              <w:t>15</w:t>
+            </w:r>
+          </w:p>
+        </w:tc>
+        <w:tc>
+          <w:tcPr>
+            <w:tcW w:type="dxa" w:w="2484"/>
+          </w:tcPr>
+          <w:p>
+            <w:r>
+              <w:t>Is This AI-Generated?</w:t>
+            </w:r>
+          </w:p>
+        </w:tc>
+        <w:tc>
+          <w:tcPr>
+            <w:tcW w:type="dxa" w:w="2484"/>
+          </w:tcPr>
+          <w:p>
+            <w:r>
+              <w:t>Contextual</w:t>
+            </w:r>
+          </w:p>
+        </w:tc>
+        <w:tc>
+          <w:tcPr>
+            <w:tcW w:type="dxa" w:w="2484"/>
+          </w:tcPr>
+          <w:p>
+            <w:r>
+              <w:t>🖼️ Synthetic Media</w:t>
+            </w:r>
+          </w:p>
+        </w:tc>
+      </w:tr>
+      <w:tr>
+        <w:tc>
+          <w:tcPr>
+            <w:tcW w:type="dxa" w:w="2484"/>
+          </w:tcPr>
+          <w:p>
+            <w:r>
+              <w:t>16</w:t>
+            </w:r>
+          </w:p>
+        </w:tc>
+        <w:tc>
+          <w:tcPr>
+            <w:tcW w:type="dxa" w:w="2484"/>
+          </w:tcPr>
+          <w:p>
+            <w:r>
+              <w:t>The Video Starts 12 Seconds Late</w:t>
+            </w:r>
+          </w:p>
+        </w:tc>
+        <w:tc>
+          <w:tcPr>
+            <w:tcW w:type="dxa" w:w="2484"/>
+          </w:tcPr>
+          <w:p>
+            <w:r>
+              <w:t>Contextual</w:t>
+            </w:r>
+          </w:p>
+        </w:tc>
+        <w:tc>
+          <w:tcPr>
+            <w:tcW w:type="dxa" w:w="2484"/>
+          </w:tcPr>
+          <w:p>
+            <w:r>
+              <w:t>🎥 Viral Video</w:t>
+            </w:r>
+          </w:p>
+        </w:tc>
+      </w:tr>
+      <w:tr>
+        <w:tc>
+          <w:tcPr>
+            <w:tcW w:type="dxa" w:w="2484"/>
+          </w:tcPr>
+          <w:p>
+            <w:r>
+              <w:t>17</w:t>
+            </w:r>
+          </w:p>
+        </w:tc>
+        <w:tc>
+          <w:tcPr>
+            <w:tcW w:type="dxa" w:w="2484"/>
+          </w:tcPr>
+          <w:p>
+            <w:r>
+              <w:t>SCIENCE PROVES MUSIC HELPS YOU STUDY</w:t>
+            </w:r>
+          </w:p>
+        </w:tc>
+        <w:tc>
+          <w:tcPr>
+            <w:tcW w:type="dxa" w:w="2484"/>
+          </w:tcPr>
+          <w:p>
+            <w:r>
+              <w:t>Contextual</w:t>
+            </w:r>
+          </w:p>
+        </w:tc>
+        <w:tc>
+          <w:tcPr>
+            <w:tcW w:type="dxa" w:w="2484"/>
+          </w:tcPr>
+          <w:p>
+            <w:r>
+              <w:t>📱 Social + Research</w:t>
+            </w:r>
+          </w:p>
+        </w:tc>
+      </w:tr>
+      <w:tr>
+        <w:tc>
+          <w:tcPr>
+            <w:tcW w:type="dxa" w:w="2484"/>
+          </w:tcPr>
+          <w:p>
+            <w:r>
+              <w:t>18</w:t>
+            </w:r>
+          </w:p>
+        </w:tc>
+        <w:tc>
+          <w:tcPr>
+            <w:tcW w:type="dxa" w:w="2484"/>
+          </w:tcPr>
+          <w:p>
+            <w:r>
+              <w:t>My Favorite Creator Says This Supplement Works</w:t>
+            </w:r>
+          </w:p>
+        </w:tc>
+        <w:tc>
+          <w:tcPr>
+            <w:tcW w:type="dxa" w:w="2484"/>
+          </w:tcPr>
+          <w:p>
+            <w:r>
+              <w:t>Contextual</w:t>
+            </w:r>
+          </w:p>
+        </w:tc>
+        <w:tc>
+          <w:tcPr>
+            <w:tcW w:type="dxa" w:w="2484"/>
+          </w:tcPr>
+          <w:p>
+            <w:r>
+              <w:t>📱 Influencer + Health</w:t>
+            </w:r>
+          </w:p>
+        </w:tc>
+      </w:tr>
+      <w:tr>
+        <w:tc>
+          <w:tcPr>
+            <w:tcW w:type="dxa" w:w="2484"/>
+          </w:tcPr>
+          <w:p>
+            <w:r>
+              <w:t>19</w:t>
+            </w:r>
+          </w:p>
+        </w:tc>
+        <w:tc>
+          <w:tcPr>
+            <w:tcW w:type="dxa" w:w="2484"/>
+          </w:tcPr>
+          <w:p>
+            <w:r>
+              <w:t>This Creator Actually Knows Their Stuff</w:t>
+            </w:r>
+          </w:p>
+        </w:tc>
+        <w:tc>
+          <w:tcPr>
+            <w:tcW w:type="dxa" w:w="2484"/>
+          </w:tcPr>
+          <w:p>
+            <w:r>
+              <w:t>Contextual</w:t>
+            </w:r>
+          </w:p>
+        </w:tc>
+        <w:tc>
+          <w:tcPr>
+            <w:tcW w:type="dxa" w:w="2484"/>
+          </w:tcPr>
+          <w:p>
+            <w:r>
+              <w:t>📱 Social Video</w:t>
+            </w:r>
+          </w:p>
+        </w:tc>
+      </w:tr>
+      <w:tr>
+        <w:tc>
+          <w:tcPr>
+            <w:tcW w:type="dxa" w:w="2484"/>
+          </w:tcPr>
+          <w:p>
+            <w:r>
+              <w:t>20</w:t>
+            </w:r>
+          </w:p>
+        </w:tc>
+        <w:tc>
+          <w:tcPr>
+            <w:tcW w:type="dxa" w:w="2484"/>
+          </w:tcPr>
+          <w:p>
+            <w:r>
+              <w:t>The Headline Says Coffee Is Good Again</w:t>
+            </w:r>
+          </w:p>
+        </w:tc>
+        <w:tc>
+          <w:tcPr>
+            <w:tcW w:type="dxa" w:w="2484"/>
+          </w:tcPr>
+          <w:p>
+            <w:r>
+              <w:t>Contextual</w:t>
+            </w:r>
+          </w:p>
+        </w:tc>
+        <w:tc>
+          <w:tcPr>
+            <w:tcW w:type="dxa" w:w="2484"/>
+          </w:tcPr>
+          <w:p>
+            <w:r>
+              <w:t>📰 News + Health</w:t>
+            </w:r>
+          </w:p>
+        </w:tc>
+      </w:tr>
+      <w:tr>
+        <w:tc>
+          <w:tcPr>
+            <w:tcW w:type="dxa" w:w="2484"/>
+          </w:tcPr>
+          <w:p>
+            <w:r>
+              <w:t>21</w:t>
+            </w:r>
+          </w:p>
+        </w:tc>
+        <w:tc>
+          <w:tcPr>
+            <w:tcW w:type="dxa" w:w="2484"/>
+          </w:tcPr>
+          <w:p>
+            <w:r>
+              <w:t>Congratulations! You Won a Scholarship</w:t>
+            </w:r>
+          </w:p>
+        </w:tc>
+        <w:tc>
+          <w:tcPr>
+            <w:tcW w:type="dxa" w:w="2484"/>
+          </w:tcPr>
+          <w:p>
+            <w:r>
+              <w:t>Contextual</w:t>
+            </w:r>
+          </w:p>
+        </w:tc>
+        <w:tc>
+          <w:tcPr>
+            <w:tcW w:type="dxa" w:w="2484"/>
+          </w:tcPr>
+          <w:p>
+            <w:r>
+              <w:t>📧 Scholarship Email</w:t>
+            </w:r>
+          </w:p>
+        </w:tc>
+      </w:tr>
+      <w:tr>
+        <w:tc>
+          <w:tcPr>
+            <w:tcW w:type="dxa" w:w="2484"/>
+          </w:tcPr>
+          <w:p>
+            <w:r>
+              <w:t>22</w:t>
+            </w:r>
+          </w:p>
+        </w:tc>
+        <w:tc>
+          <w:tcPr>
+            <w:tcW w:type="dxa" w:w="2484"/>
+          </w:tcPr>
+          <w:p>
+            <w:r>
+              <w:t>Your Account Will Be Locked Today</w:t>
+            </w:r>
+          </w:p>
+        </w:tc>
+        <w:tc>
+          <w:tcPr>
+            <w:tcW w:type="dxa" w:w="2484"/>
+          </w:tcPr>
+          <w:p>
+            <w:r>
+              <w:t>Contextual</w:t>
+            </w:r>
+          </w:p>
+        </w:tc>
+        <w:tc>
+          <w:tcPr>
+            <w:tcW w:type="dxa" w:w="2484"/>
+          </w:tcPr>
+          <w:p>
+            <w:r>
+              <w:t>📧 University-Looking Email</w:t>
+            </w:r>
+          </w:p>
+        </w:tc>
+      </w:tr>
+      <w:tr>
+        <w:tc>
+          <w:tcPr>
+            <w:tcW w:type="dxa" w:w="2484"/>
+          </w:tcPr>
+          <w:p>
+            <w:r>
+              <w:t>23</w:t>
+            </w:r>
+          </w:p>
+        </w:tc>
+        <w:tc>
+          <w:tcPr>
+            <w:tcW w:type="dxa" w:w="2484"/>
+          </w:tcPr>
+          <w:p>
+            <w:r>
+              <w:t>A Recruiter Just DM'd Me</w:t>
+            </w:r>
+          </w:p>
+        </w:tc>
+        <w:tc>
+          <w:tcPr>
+            <w:tcW w:type="dxa" w:w="2484"/>
+          </w:tcPr>
+          <w:p>
+            <w:r>
+              <w:t>Contextual</w:t>
+            </w:r>
+          </w:p>
+        </w:tc>
+        <w:tc>
+          <w:tcPr>
+            <w:tcW w:type="dxa" w:w="2484"/>
+          </w:tcPr>
+          <w:p>
+            <w:r>
+              <w:t>💼 Recruiter DM</w:t>
+            </w:r>
+          </w:p>
+        </w:tc>
+      </w:tr>
+      <w:tr>
+        <w:tc>
+          <w:tcPr>
+            <w:tcW w:type="dxa" w:w="2484"/>
+          </w:tcPr>
+          <w:p>
+            <w:r>
+              <w:t>24</w:t>
+            </w:r>
+          </w:p>
+        </w:tc>
+        <w:tc>
+          <w:tcPr>
+            <w:tcW w:type="dxa" w:w="2484"/>
+          </w:tcPr>
+          <w:p>
+            <w:r>
+              <w:t>$35 an Hour. Remote. No Experience.</w:t>
+            </w:r>
+          </w:p>
+        </w:tc>
+        <w:tc>
+          <w:tcPr>
+            <w:tcW w:type="dxa" w:w="2484"/>
+          </w:tcPr>
+          <w:p>
+            <w:r>
+              <w:t>Contextual</w:t>
+            </w:r>
+          </w:p>
+        </w:tc>
+        <w:tc>
+          <w:tcPr>
+            <w:tcW w:type="dxa" w:w="2484"/>
+          </w:tcPr>
+          <w:p>
+            <w:r>
+              <w:t>📱 Job Text</w:t>
+            </w:r>
+          </w:p>
+        </w:tc>
+      </w:tr>
+      <w:tr>
+        <w:tc>
+          <w:tcPr>
+            <w:tcW w:type="dxa" w:w="2484"/>
+          </w:tcPr>
+          <w:p>
+            <w:r>
+              <w:t>25</w:t>
+            </w:r>
+          </w:p>
+        </w:tc>
+        <w:tc>
+          <w:tcPr>
+            <w:tcW w:type="dxa" w:w="2484"/>
+          </w:tcPr>
+          <w:p>
+            <w:r>
+              <w:t>The Internship Is Real…But Is This Listing?</w:t>
+            </w:r>
+          </w:p>
+        </w:tc>
+        <w:tc>
+          <w:tcPr>
+            <w:tcW w:type="dxa" w:w="2484"/>
+          </w:tcPr>
+          <w:p>
+            <w:r>
+              <w:t>Contextual</w:t>
+            </w:r>
+          </w:p>
+        </w:tc>
+        <w:tc>
+          <w:tcPr>
+            <w:tcW w:type="dxa" w:w="2484"/>
+          </w:tcPr>
+          <w:p>
+            <w:r>
+              <w:t>💼 Job Board</w:t>
+            </w:r>
+          </w:p>
+        </w:tc>
+      </w:tr>
+      <w:tr>
+        <w:tc>
+          <w:tcPr>
+            <w:tcW w:type="dxa" w:w="2484"/>
+          </w:tcPr>
+          <w:p>
+            <w:r>
+              <w:t>26</w:t>
+            </w:r>
+          </w:p>
+        </w:tc>
+        <w:tc>
+          <w:tcPr>
+            <w:tcW w:type="dxa" w:w="2484"/>
+          </w:tcPr>
+          <w:p>
+            <w:r>
+              <w:t>Professor Moved the Exam Online</w:t>
+            </w:r>
+          </w:p>
+        </w:tc>
+        <w:tc>
+          <w:tcPr>
+            <w:tcW w:type="dxa" w:w="2484"/>
+          </w:tcPr>
+          <w:p>
+            <w:r>
+              <w:t>Contextual</w:t>
+            </w:r>
+          </w:p>
+        </w:tc>
+        <w:tc>
+          <w:tcPr>
+            <w:tcW w:type="dxa" w:w="2484"/>
+          </w:tcPr>
+          <w:p>
+            <w:r>
+              <w:t>💬 Course Chat</w:t>
+            </w:r>
+          </w:p>
+        </w:tc>
+      </w:tr>
+      <w:tr>
+        <w:tc>
+          <w:tcPr>
+            <w:tcW w:type="dxa" w:w="2484"/>
+          </w:tcPr>
+          <w:p>
+            <w:r>
+              <w:t>27</w:t>
+            </w:r>
+          </w:p>
+        </w:tc>
+        <w:tc>
+          <w:tcPr>
+            <w:tcW w:type="dxa" w:w="2484"/>
+          </w:tcPr>
+          <w:p>
+            <w:r>
+              <w:t>CAMPUS CLOSED TOMORROW</w:t>
+            </w:r>
+          </w:p>
+        </w:tc>
+        <w:tc>
+          <w:tcPr>
+            <w:tcW w:type="dxa" w:w="2484"/>
+          </w:tcPr>
+          <w:p>
+            <w:r>
+              <w:t>Contextual</w:t>
+            </w:r>
+          </w:p>
+        </w:tc>
+        <w:tc>
+          <w:tcPr>
+            <w:tcW w:type="dxa" w:w="2484"/>
+          </w:tcPr>
+          <w:p>
+            <w:r>
+              <w:t>📱 Screenshot + Alert</w:t>
+            </w:r>
+          </w:p>
+        </w:tc>
+      </w:tr>
+      <w:tr>
+        <w:tc>
+          <w:tcPr>
+            <w:tcW w:type="dxa" w:w="2484"/>
+          </w:tcPr>
+          <w:p>
+            <w:r>
+              <w:t>28</w:t>
+            </w:r>
+          </w:p>
+        </w:tc>
+        <w:tc>
+          <w:tcPr>
+            <w:tcW w:type="dxa" w:w="2484"/>
+          </w:tcPr>
+          <w:p>
+            <w:r>
+              <w:t>Official university Page Says It's Free</w:t>
+            </w:r>
+          </w:p>
+        </w:tc>
+        <w:tc>
+          <w:tcPr>
+            <w:tcW w:type="dxa" w:w="2484"/>
+          </w:tcPr>
+          <w:p>
+            <w:r>
+              <w:t>Contextual</w:t>
+            </w:r>
+          </w:p>
+        </w:tc>
+        <w:tc>
+          <w:tcPr>
+            <w:tcW w:type="dxa" w:w="2484"/>
+          </w:tcPr>
+          <w:p>
+            <w:r>
+              <w:t>🔎 Web Search</w:t>
+            </w:r>
+          </w:p>
+        </w:tc>
+      </w:tr>
+      <w:tr>
+        <w:tc>
+          <w:tcPr>
+            <w:tcW w:type="dxa" w:w="2484"/>
+          </w:tcPr>
+          <w:p>
+            <w:r>
+              <w:t>29</w:t>
+            </w:r>
+          </w:p>
+        </w:tc>
+        <w:tc>
+          <w:tcPr>
+            <w:tcW w:type="dxa" w:w="2484"/>
+          </w:tcPr>
+          <w:p>
+            <w:r>
+              <w:t>This Chart Looks Terrifying</w:t>
+            </w:r>
+          </w:p>
+        </w:tc>
+        <w:tc>
+          <w:tcPr>
+            <w:tcW w:type="dxa" w:w="2484"/>
+          </w:tcPr>
+          <w:p>
+            <w:r>
+              <w:t>Synthesis</w:t>
+            </w:r>
+          </w:p>
+        </w:tc>
+        <w:tc>
+          <w:tcPr>
+            <w:tcW w:type="dxa" w:w="2484"/>
+          </w:tcPr>
+          <w:p>
+            <w:r>
+              <w:t>📊 Social Chart</w:t>
+            </w:r>
+          </w:p>
+        </w:tc>
+      </w:tr>
+      <w:tr>
+        <w:tc>
+          <w:tcPr>
+            <w:tcW w:type="dxa" w:w="2484"/>
+          </w:tcPr>
+          <w:p>
+            <w:r>
+              <w:t>30</w:t>
+            </w:r>
+          </w:p>
+        </w:tc>
+        <w:tc>
+          <w:tcPr>
+            <w:tcW w:type="dxa" w:w="2484"/>
+          </w:tcPr>
+          <w:p>
+            <w:r>
+              <w:t>90% of Students Agree!</w:t>
+            </w:r>
+          </w:p>
+        </w:tc>
+        <w:tc>
+          <w:tcPr>
+            <w:tcW w:type="dxa" w:w="2484"/>
+          </w:tcPr>
+          <w:p>
+            <w:r>
+              <w:t>Synthesis</w:t>
+            </w:r>
+          </w:p>
+        </w:tc>
+        <w:tc>
+          <w:tcPr>
+            <w:tcW w:type="dxa" w:w="2484"/>
+          </w:tcPr>
+          <w:p>
+            <w:r>
+              <w:t>📊 Poll + News</w:t>
+            </w:r>
+          </w:p>
+        </w:tc>
+      </w:tr>
+      <w:tr>
+        <w:tc>
+          <w:tcPr>
+            <w:tcW w:type="dxa" w:w="2484"/>
+          </w:tcPr>
+          <w:p>
+            <w:r>
+              <w:t>31</w:t>
+            </w:r>
+          </w:p>
+        </w:tc>
+        <w:tc>
+          <w:tcPr>
+            <w:tcW w:type="dxa" w:w="2484"/>
+          </w:tcPr>
+          <w:p>
+            <w:r>
+              <w:t>BREAKING: Nobody Knows Yet</w:t>
+            </w:r>
+          </w:p>
+        </w:tc>
+        <w:tc>
+          <w:tcPr>
+            <w:tcW w:type="dxa" w:w="2484"/>
+          </w:tcPr>
+          <w:p>
+            <w:r>
+              <w:t>Synthesis</w:t>
+            </w:r>
+          </w:p>
+        </w:tc>
+        <w:tc>
+          <w:tcPr>
+            <w:tcW w:type="dxa" w:w="2484"/>
+          </w:tcPr>
+          <w:p>
+            <w:r>
+              <w:t>📰 Breaking News</w:t>
+            </w:r>
+          </w:p>
+        </w:tc>
+      </w:tr>
+      <w:tr>
+        <w:tc>
+          <w:tcPr>
+            <w:tcW w:type="dxa" w:w="2484"/>
+          </w:tcPr>
+          <w:p>
+            <w:r>
+              <w:t>32</w:t>
+            </w:r>
+          </w:p>
+        </w:tc>
+        <w:tc>
+          <w:tcPr>
+            <w:tcW w:type="dxa" w:w="2484"/>
+          </w:tcPr>
+          <w:p>
+            <w:r>
+              <w:t>Five News Sites Can't All Be Wrong</w:t>
+            </w:r>
+          </w:p>
+        </w:tc>
+        <w:tc>
+          <w:tcPr>
+            <w:tcW w:type="dxa" w:w="2484"/>
+          </w:tcPr>
+          <w:p>
+            <w:r>
+              <w:t>Synthesis</w:t>
+            </w:r>
+          </w:p>
+        </w:tc>
+        <w:tc>
+          <w:tcPr>
+            <w:tcW w:type="dxa" w:w="2484"/>
+          </w:tcPr>
+          <w:p>
+            <w:r>
+              <w:t>📰 News Ecosystem</w:t>
+            </w:r>
+          </w:p>
+        </w:tc>
+      </w:tr>
+      <w:tr>
+        <w:tc>
+          <w:tcPr>
+            <w:tcW w:type="dxa" w:w="2484"/>
+          </w:tcPr>
+          <w:p>
+            <w:r>
+              <w:t>33</w:t>
+            </w:r>
+          </w:p>
+        </w:tc>
+        <w:tc>
+          <w:tcPr>
+            <w:tcW w:type="dxa" w:w="2484"/>
+          </w:tcPr>
+          <w:p>
+            <w:r>
+              <w:t>Mom Sent This in the Family Chat</w:t>
+            </w:r>
+          </w:p>
+        </w:tc>
+        <w:tc>
+          <w:tcPr>
+            <w:tcW w:type="dxa" w:w="2484"/>
+          </w:tcPr>
+          <w:p>
+            <w:r>
+              <w:t>Synthesis</w:t>
+            </w:r>
+          </w:p>
+        </w:tc>
+        <w:tc>
+          <w:tcPr>
+            <w:tcW w:type="dxa" w:w="2484"/>
+          </w:tcPr>
+          <w:p>
+            <w:r>
+              <w:t>👨‍👩‍👧 Multilingual Family Chat</w:t>
+            </w:r>
+          </w:p>
+        </w:tc>
+      </w:tr>
+      <w:tr>
+        <w:tc>
+          <w:tcPr>
+            <w:tcW w:type="dxa" w:w="2484"/>
+          </w:tcPr>
+          <w:p>
+            <w:r>
+              <w:t>34</w:t>
+            </w:r>
+          </w:p>
+        </w:tc>
+        <w:tc>
+          <w:tcPr>
+            <w:tcW w:type="dxa" w:w="2484"/>
+          </w:tcPr>
+          <w:p>
+            <w:r>
+              <w:t>The Quote Is Real—But What Came Before?</w:t>
+            </w:r>
+          </w:p>
+        </w:tc>
+        <w:tc>
+          <w:tcPr>
+            <w:tcW w:type="dxa" w:w="2484"/>
+          </w:tcPr>
+          <w:p>
+            <w:r>
+              <w:t>Synthesis</w:t>
+            </w:r>
+          </w:p>
+        </w:tc>
+        <w:tc>
+          <w:tcPr>
+            <w:tcW w:type="dxa" w:w="2484"/>
+          </w:tcPr>
+          <w:p>
+            <w:r>
+              <w:t>🌐 International News</w:t>
+            </w:r>
+          </w:p>
+        </w:tc>
+      </w:tr>
+      <w:tr>
+        <w:tc>
+          <w:tcPr>
+            <w:tcW w:type="dxa" w:w="2484"/>
+          </w:tcPr>
+          <w:p>
+            <w:r>
+              <w:t>35</w:t>
+            </w:r>
+          </w:p>
+        </w:tc>
+        <w:tc>
+          <w:tcPr>
+            <w:tcW w:type="dxa" w:w="2484"/>
+          </w:tcPr>
+          <w:p>
+            <w:r>
+              <w:t>AI Search Quoted the Article</w:t>
+            </w:r>
+          </w:p>
+        </w:tc>
+        <w:tc>
+          <w:tcPr>
+            <w:tcW w:type="dxa" w:w="2484"/>
+          </w:tcPr>
+          <w:p>
+            <w:r>
+              <w:t>Synthesis</w:t>
+            </w:r>
+          </w:p>
+        </w:tc>
+        <w:tc>
+          <w:tcPr>
+            <w:tcW w:type="dxa" w:w="2484"/>
+          </w:tcPr>
+          <w:p>
+            <w:r>
+              <w:t>🤖 AI Search</w:t>
+            </w:r>
+          </w:p>
+        </w:tc>
+      </w:tr>
+      <w:tr>
+        <w:tc>
+          <w:tcPr>
+            <w:tcW w:type="dxa" w:w="2484"/>
+          </w:tcPr>
+          <w:p>
+            <w:r>
+              <w:t>36</w:t>
+            </w:r>
+          </w:p>
+        </w:tc>
+        <w:tc>
+          <w:tcPr>
+            <w:tcW w:type="dxa" w:w="2484"/>
+          </w:tcPr>
+          <w:p>
+            <w:r>
+              <w:t>AI Tutor Beat the Professor!</w:t>
+            </w:r>
+          </w:p>
+        </w:tc>
+        <w:tc>
+          <w:tcPr>
+            <w:tcW w:type="dxa" w:w="2484"/>
+          </w:tcPr>
+          <w:p>
+            <w:r>
+              <w:t>Synthesis</w:t>
+            </w:r>
+          </w:p>
+        </w:tc>
+        <w:tc>
+          <w:tcPr>
+            <w:tcW w:type="dxa" w:w="2484"/>
+          </w:tcPr>
+          <w:p>
+            <w:r>
+              <w:t>🤖 AI + Research + Social</w:t>
             </w:r>
           </w:p>
         </w:tc>
       </w:tr>
     </w:tbl>
     <w:p>
+      <w:pPr>
+        <w:pStyle w:val="Heading1"/>
+      </w:pPr>
       <w:r>
-        <w:t>Confidence is reflective and never changes the score. Evidence Lab scores are best interpreted formatively alongside investigation paths and discussion. The public game is not a validated standardized measure of information-literacy ability and should not be used as a secure high-stakes examination.</w:t>
+        <w:t>13. Public vs. confidential educator materials</w:t>
+      </w:r>
+    </w:p>
+    <w:p>
+      <w:r>
+        <w:t>This Teaching Guide is intentionally spoiler-free and may be shared publicly. The separate Evidence Lab Instructor Key contains case resolutions and protected teaching metadata and should not be placed in the public repository, public LibGuide, or Zenodo release.</w:t>
       </w:r>
     </w:p>
     <w:p>
@@ -552,2677 +2018,27 @@
         <w:pStyle w:val="Heading1"/>
       </w:pPr>
       <w:r>
-        <w:t>5. Session Modes</w:t>
-      </w:r>
-    </w:p>
-    <w:p>
-      <w:pPr>
-        <w:pStyle w:val="Heading2"/>
-      </w:pPr>
-      <w:r>
-        <w:t>Practice Mode</w:t>
+        <w:t>14. Citation</w:t>
       </w:r>
     </w:p>
     <w:p>
       <w:r>
-        <w:t>Twelve balanced investigations are selected from Cases 1-35. Use Practice Mode for library instruction, course activities, workshops, independent practice, and low-stakes formative assessment.</w:t>
-      </w:r>
-    </w:p>
-    <w:p>
-      <w:pPr>
-        <w:pStyle w:val="Heading2"/>
-      </w:pPr>
-      <w:r>
-        <w:t>Capstone Mode</w:t>
+        <w:t>Liu, Y. (2026). Evidence Lab: Follow the evidence. Make the call (Version 1.0) [Educational software]. https://yanlingliuinfolit.github.io/evidence-lab/</w:t>
       </w:r>
     </w:p>
     <w:p>
       <w:r>
-        <w:t>Students complete eleven balanced investigations plus Case 36 as the finale. The capstone emphasizes synthesis and appropriately bounded communication rather than simply labeling information true or false.</w:t>
-      </w:r>
-    </w:p>
-    <w:p>
-      <w:pPr>
-        <w:pStyle w:val="Heading1"/>
-      </w:pPr>
-      <w:r>
-        <w:t>6. Ready-to-Use Teaching Models</w:t>
-      </w:r>
-    </w:p>
-    <w:p>
-      <w:pPr>
-        <w:pStyle w:val="Heading2"/>
-      </w:pPr>
-      <w:r>
-        <w:t>15-Minute Evidence Sprint</w:t>
-      </w:r>
-    </w:p>
-    <w:p>
-      <w:r>
-        <w:t>Choose 2-3 cases. Spend about 2 minutes orienting students, 8 minutes investigating, and 5 minutes comparing which evidence mattered and when there was enough.</w:t>
-      </w:r>
-    </w:p>
-    <w:p>
-      <w:pPr>
-        <w:pStyle w:val="Heading2"/>
-      </w:pPr>
-      <w:r>
-        <w:t>50-Minute Session</w:t>
-      </w:r>
-    </w:p>
-    <w:p>
-      <w:r>
-        <w:t>5 minutes orientation; 25-30 minutes investigation; 10-15 minutes debrief; 5 minutes transfer to the current assignment or discipline.</w:t>
-      </w:r>
-    </w:p>
-    <w:p>
-      <w:pPr>
-        <w:pStyle w:val="Heading2"/>
-      </w:pPr>
-      <w:r>
-        <w:t>Independent Practice</w:t>
-      </w:r>
-    </w:p>
-    <w:p>
-      <w:r>
-        <w:t>Assign a Practice session. Ask students to identify one case where their first impression changed, one strong artifact, and one low-value check.</w:t>
-      </w:r>
-    </w:p>
-    <w:p>
-      <w:pPr>
-        <w:pStyle w:val="Heading2"/>
-      </w:pPr>
-      <w:r>
-        <w:t>Asynchronous Assignment</w:t>
-      </w:r>
-    </w:p>
-    <w:p>
-      <w:r>
-        <w:t>Assign a session before class and have students bring one Investigation Log example for discussion.</w:t>
-      </w:r>
-    </w:p>
-    <w:p>
-      <w:pPr>
-        <w:pStyle w:val="Heading2"/>
-      </w:pPr>
-      <w:r>
-        <w:t>Capstone</w:t>
-      </w:r>
-    </w:p>
-    <w:p>
-      <w:r>
-        <w:t>Use Capstone Mode and ask students to restate the final claim in evidence-bounded language.</w:t>
-      </w:r>
-    </w:p>
-    <w:p>
-      <w:pPr>
-        <w:pStyle w:val="Heading2"/>
-      </w:pPr>
-      <w:r>
-        <w:t>Faculty-Selected Mini-Set</w:t>
-      </w:r>
-    </w:p>
-    <w:p>
-      <w:r>
-        <w:t>Use the case catalog to select cases aligned with disciplinary goals. Avoid choosing only misleading cases; include supported/positive verification and, where useful, unresolved cases.</w:t>
-      </w:r>
-    </w:p>
-    <w:p>
-      <w:pPr>
-        <w:pStyle w:val="Heading1"/>
-      </w:pPr>
-      <w:r>
-        <w:t>7. Course and Program Integration</w:t>
-      </w:r>
-    </w:p>
-    <w:p>
-      <w:pPr>
-        <w:pStyle w:val="Heading2"/>
-      </w:pPr>
-      <w:r>
-        <w:t>Composition / First-Year Writing</w:t>
-      </w:r>
-    </w:p>
-    <w:p>
-      <w:r>
-        <w:t>AI citations, claim-source fit, summaries, research access, and synthesis.</w:t>
-      </w:r>
-    </w:p>
-    <w:p>
-      <w:pPr>
-        <w:pStyle w:val="Heading2"/>
-      </w:pPr>
-      <w:r>
-        <w:t>First-Year Seminars</w:t>
-      </w:r>
-    </w:p>
-    <w:p>
-      <w:r>
-        <w:t>Evidence-based decision making across academic and everyday contexts.</w:t>
-      </w:r>
-    </w:p>
-    <w:p>
-      <w:pPr>
-        <w:pStyle w:val="Heading2"/>
-      </w:pPr>
-      <w:r>
-        <w:t>Research Methods</w:t>
-      </w:r>
-    </w:p>
-    <w:p>
-      <w:r>
-        <w:t>Study design, health claims, data visualization, polling, causal language, and scope.</w:t>
-      </w:r>
-    </w:p>
-    <w:p>
-      <w:pPr>
-        <w:pStyle w:val="Heading2"/>
-      </w:pPr>
-      <w:r>
-        <w:t>AI Literacy</w:t>
-      </w:r>
-    </w:p>
-    <w:p>
-      <w:r>
-        <w:t>Verification of AI-mediated claims rather than a simple pro/anti-AI frame.</w:t>
-      </w:r>
-    </w:p>
-    <w:p>
-      <w:pPr>
-        <w:pStyle w:val="Heading2"/>
-      </w:pPr>
-      <w:r>
-        <w:t>Journalism / Media Studies</w:t>
-      </w:r>
-    </w:p>
-    <w:p>
-      <w:r>
-        <w:t>Source chains, visual context, breaking news, translation, source independence, and data.</w:t>
-      </w:r>
-    </w:p>
-    <w:p>
-      <w:pPr>
-        <w:pStyle w:val="Heading2"/>
-      </w:pPr>
-      <w:r>
-        <w:t>Career / Professional Courses</w:t>
-      </w:r>
-    </w:p>
-    <w:p>
-      <w:r>
-        <w:t>Recruiters, internships, scholarships, job scams, and institutional messages.</w:t>
-      </w:r>
-    </w:p>
-    <w:p>
-      <w:pPr>
-        <w:pStyle w:val="Heading1"/>
-      </w:pPr>
-      <w:r>
-        <w:t>8. Discussion and Debrief</w:t>
-      </w:r>
-    </w:p>
-    <w:p>
-      <w:pPr>
-        <w:pStyle w:val="ListBullet"/>
-      </w:pPr>
-      <w:r>
-        <w:t>Which evidence most changed your decision?</w:t>
-      </w:r>
-    </w:p>
-    <w:p>
-      <w:pPr>
-        <w:pStyle w:val="ListBullet"/>
-      </w:pPr>
-      <w:r>
-        <w:t>What looked useful but actually added little?</w:t>
-      </w:r>
-    </w:p>
-    <w:p>
-      <w:pPr>
-        <w:pStyle w:val="ListBullet"/>
-      </w:pPr>
-      <w:r>
-        <w:t>When did you have enough evidence to stop?</w:t>
-      </w:r>
-    </w:p>
-    <w:p>
-      <w:pPr>
-        <w:pStyle w:val="ListBullet"/>
-      </w:pPr>
-      <w:r>
-        <w:t>What would have to change for another answer to become defensible?</w:t>
-      </w:r>
-    </w:p>
-    <w:p>
-      <w:pPr>
-        <w:pStyle w:val="ListBullet"/>
-      </w:pPr>
-      <w:r>
-        <w:t>Did the information look trustworthy before you investigated it?</w:t>
-      </w:r>
-    </w:p>
-    <w:p>
-      <w:pPr>
-        <w:pStyle w:val="ListBullet"/>
-      </w:pPr>
-      <w:r>
-        <w:t>Did your confidence change after checking evidence?</w:t>
-      </w:r>
-    </w:p>
-    <w:p>
-      <w:pPr>
-        <w:pStyle w:val="ListBullet"/>
-      </w:pPr>
-      <w:r>
-        <w:t>Where does this reasoning problem appear in your discipline or everyday life?</w:t>
-      </w:r>
-    </w:p>
-    <w:p>
-      <w:pPr>
-        <w:pStyle w:val="Heading1"/>
-      </w:pPr>
-      <w:r>
-        <w:t>9. Using the Investigation Log</w:t>
-      </w:r>
-    </w:p>
-    <w:p>
-      <w:r>
-        <w:t>The Investigation Log is most useful as a reflection tool rather than a score report. Ask students to compare evidence-opening order, stopping decisions, confidence, and the evidence they identified as most important. Useful prompts include: What did you check first and why? What did you open that you did not need? When did you return for more evidence? Which case changed your mind?</w:t>
-      </w:r>
-    </w:p>
-    <w:p>
-      <w:pPr>
-        <w:pStyle w:val="Heading1"/>
-      </w:pPr>
-      <w:r>
-        <w:t>10. Accessibility, Localization, and Simulation</w:t>
-      </w:r>
-    </w:p>
-    <w:p>
-      <w:r>
-        <w:t>Essential reasoning should not depend on color, image recognition, hearing, or knowledge of a language other than the instructional language. Visual cases should have meaningful text-equivalent evidence; video should have transcript/timeline support; charts should have data tables; multilingual cases should provide translations sufficient to investigate the case.</w:t>
-      </w:r>
-    </w:p>
-    <w:p>
-      <w:r>
-        <w:t>The default game requires zero institutional customization. A fictional campus is used where a campus identity is useful, and library systems are described by function. Optional localization should never require students to know a local product name in order to succeed.</w:t>
-      </w:r>
-    </w:p>
-    <w:p>
-      <w:r>
-        <w:t>Many scenarios are fictional or composite instructional artifacts. Educators should preserve evidence-status disclosures and should not present simulated policies, alerts, opportunities, or people as real.</w:t>
-      </w:r>
-    </w:p>
-    <w:p>
-      <w:pPr>
-        <w:pStyle w:val="Heading1"/>
-      </w:pPr>
-      <w:r>
-        <w:t>11. Selecting Cases</w:t>
-      </w:r>
-    </w:p>
-    <w:p>
-      <w:r>
-        <w:t>Select cases based on the reasoning move you want students to practice, not merely the topic. For a balanced mini-set, mix levels, environments, and outcomes. Include at least one case where investigation confirms information and, where appropriate, one case where uncertainty remains unresolved.</w:t>
-      </w:r>
-    </w:p>
-    <w:p>
-      <w:pPr>
-        <w:pStyle w:val="Heading1"/>
-      </w:pPr>
-      <w:r>
-        <w:t>12. Spoiler-Free 36-Case Catalog</w:t>
-      </w:r>
-    </w:p>
-    <w:p>
-      <w:r>
-        <w:t>This catalog uses only student-public metadata. It intentionally excludes keyed answers, hidden evidence values, ideal paths, and case resolutions.</w:t>
-      </w:r>
-    </w:p>
-    <w:p>
-      <w:pPr>
-        <w:pStyle w:val="Heading2"/>
-      </w:pPr>
-      <w:r>
-        <w:t>Case 1: Just Put It in the Bibliography</w:t>
-      </w:r>
-    </w:p>
-    <w:p>
-      <w:r>
-        <w:rPr>
-          <w:b/>
-        </w:rPr>
-        <w:t xml:space="preserve">Level: </w:t>
-      </w:r>
-      <w:r>
-        <w:t xml:space="preserve">Guided  |  </w:t>
-      </w:r>
-      <w:r>
-        <w:rPr>
-          <w:b/>
-        </w:rPr>
-        <w:t xml:space="preserve">Environment: </w:t>
-      </w:r>
-      <w:r>
-        <w:t>💬 Group Project Chat</w:t>
-      </w:r>
-    </w:p>
-    <w:p>
-      <w:r>
-        <w:rPr>
-          <w:b/>
-        </w:rPr>
-        <w:t xml:space="preserve">Student goal: </w:t>
-      </w:r>
-      <w:r>
-        <w:t>CITE IT?</w:t>
-      </w:r>
-    </w:p>
-    <w:p>
-      <w:r>
-        <w:rPr>
-          <w:b/>
-        </w:rPr>
-        <w:t xml:space="preserve">Setup: </w:t>
-      </w:r>
-      <w:r>
-        <w:t>Your group is finishing the bibliography for tomorrow’s presentation.</w:t>
-      </w:r>
-    </w:p>
-    <w:p>
-      <w:r>
-        <w:rPr>
-          <w:b/>
-        </w:rPr>
-        <w:t xml:space="preserve">Evidence status: </w:t>
-      </w:r>
-      <w:r>
-        <w:t>SIMULATION</w:t>
-      </w:r>
-    </w:p>
-    <w:p>
-      <w:pPr>
-        <w:pStyle w:val="Heading2"/>
-      </w:pPr>
-      <w:r>
-        <w:t>Case 2: Real Article, Bigger Claim</w:t>
-      </w:r>
-    </w:p>
-    <w:p>
-      <w:r>
-        <w:rPr>
-          <w:b/>
-        </w:rPr>
-        <w:t xml:space="preserve">Level: </w:t>
-      </w:r>
-      <w:r>
-        <w:t xml:space="preserve">Guided  |  </w:t>
-      </w:r>
-      <w:r>
-        <w:rPr>
-          <w:b/>
-        </w:rPr>
-        <w:t xml:space="preserve">Environment: </w:t>
-      </w:r>
-      <w:r>
-        <w:t>💬 Group Project Chat</w:t>
-      </w:r>
-    </w:p>
-    <w:p>
-      <w:r>
-        <w:rPr>
-          <w:b/>
-        </w:rPr>
-        <w:t xml:space="preserve">Student goal: </w:t>
-      </w:r>
-      <w:r>
-        <w:t>USE IT?</w:t>
-      </w:r>
-    </w:p>
-    <w:p>
-      <w:r>
-        <w:rPr>
-          <w:b/>
-        </w:rPr>
-        <w:t xml:space="preserve">Setup: </w:t>
-      </w:r>
-      <w:r>
-        <w:t>This time the group has a real article—but Mateo's sentence sounds much bigger than the study.</w:t>
-      </w:r>
-    </w:p>
-    <w:p>
-      <w:r>
-        <w:rPr>
-          <w:b/>
-        </w:rPr>
-        <w:t xml:space="preserve">Evidence status: </w:t>
-      </w:r>
-      <w:r>
-        <w:t>HYBRID</w:t>
-      </w:r>
-    </w:p>
-    <w:p>
-      <w:pPr>
-        <w:pStyle w:val="Heading2"/>
-      </w:pPr>
-      <w:r>
-        <w:t>Case 3: ChatGPT Is Always Wrong</w:t>
-      </w:r>
-    </w:p>
-    <w:p>
-      <w:r>
-        <w:rPr>
-          <w:b/>
-        </w:rPr>
-        <w:t xml:space="preserve">Level: </w:t>
-      </w:r>
-      <w:r>
-        <w:t xml:space="preserve">Guided  |  </w:t>
-      </w:r>
-      <w:r>
-        <w:rPr>
-          <w:b/>
-        </w:rPr>
-        <w:t xml:space="preserve">Environment: </w:t>
-      </w:r>
-      <w:r>
-        <w:t>📚 Study Session</w:t>
-      </w:r>
-    </w:p>
-    <w:p>
-      <w:r>
-        <w:rPr>
-          <w:b/>
-        </w:rPr>
-        <w:t xml:space="preserve">Student goal: </w:t>
-      </w:r>
-      <w:r>
-        <w:t>USE IT?</w:t>
-      </w:r>
-    </w:p>
-    <w:p>
-      <w:r>
-        <w:rPr>
-          <w:b/>
-        </w:rPr>
-        <w:t xml:space="preserve">Setup: </w:t>
-      </w:r>
-      <w:r>
-        <w:t>Nia is trying to figure out where to start a research assignment.</w:t>
-      </w:r>
-    </w:p>
-    <w:p>
-      <w:r>
-        <w:rPr>
-          <w:b/>
-        </w:rPr>
-        <w:t xml:space="preserve">Evidence status: </w:t>
-      </w:r>
-      <w:r>
-        <w:t>GENERIC LIBRARY WORKFLOW + SIMULATION</w:t>
-      </w:r>
-    </w:p>
-    <w:p>
-      <w:pPr>
-        <w:pStyle w:val="Heading2"/>
-      </w:pPr>
-      <w:r>
-        <w:t>Case 4: But It Says 100%</w:t>
-      </w:r>
-    </w:p>
-    <w:p>
-      <w:r>
-        <w:rPr>
-          <w:b/>
-        </w:rPr>
-        <w:t xml:space="preserve">Level: </w:t>
-      </w:r>
-      <w:r>
-        <w:t xml:space="preserve">Guided  |  </w:t>
-      </w:r>
-      <w:r>
-        <w:rPr>
-          <w:b/>
-        </w:rPr>
-        <w:t xml:space="preserve">Environment: </w:t>
-      </w:r>
-      <w:r>
-        <w:t>🤖 AI Conversation</w:t>
-      </w:r>
-    </w:p>
-    <w:p>
-      <w:r>
-        <w:rPr>
-          <w:b/>
-        </w:rPr>
-        <w:t xml:space="preserve">Student goal: </w:t>
-      </w:r>
-      <w:r>
-        <w:t>BELIEVE IT?</w:t>
-      </w:r>
-    </w:p>
-    <w:p>
-      <w:r>
-        <w:rPr>
-          <w:b/>
-        </w:rPr>
-        <w:t xml:space="preserve">Setup: </w:t>
-      </w:r>
-      <w:r>
-        <w:t>Omar asks an AI an obscure factual question for a club project.</w:t>
-      </w:r>
-    </w:p>
-    <w:p>
-      <w:r>
-        <w:rPr>
-          <w:b/>
-        </w:rPr>
-        <w:t xml:space="preserve">Evidence status: </w:t>
-      </w:r>
-      <w:r>
-        <w:t>SIMULATION</w:t>
-      </w:r>
-    </w:p>
-    <w:p>
-      <w:pPr>
-        <w:pStyle w:val="Heading2"/>
-      </w:pPr>
-      <w:r>
-        <w:t>Case 5: I Didn't Read It, But…</w:t>
-      </w:r>
-    </w:p>
-    <w:p>
-      <w:r>
-        <w:rPr>
-          <w:b/>
-        </w:rPr>
-        <w:t xml:space="preserve">Level: </w:t>
-      </w:r>
-      <w:r>
-        <w:t xml:space="preserve">Networked  |  </w:t>
-      </w:r>
-      <w:r>
-        <w:rPr>
-          <w:b/>
-        </w:rPr>
-        <w:t xml:space="preserve">Environment: </w:t>
-      </w:r>
-      <w:r>
-        <w:t>💬 Before Class</w:t>
-      </w:r>
-    </w:p>
-    <w:p>
-      <w:r>
-        <w:rPr>
-          <w:b/>
-        </w:rPr>
-        <w:t xml:space="preserve">Student goal: </w:t>
-      </w:r>
-      <w:r>
-        <w:t>USE IT?</w:t>
-      </w:r>
-    </w:p>
-    <w:p>
-      <w:r>
-        <w:rPr>
-          <w:b/>
-        </w:rPr>
-        <w:t xml:space="preserve">Setup: </w:t>
-      </w:r>
-      <w:r>
-        <w:t>Min-jun is trying to catch up before discussion starts.</w:t>
-      </w:r>
-    </w:p>
-    <w:p>
-      <w:r>
-        <w:rPr>
-          <w:b/>
-        </w:rPr>
-        <w:t xml:space="preserve">Evidence status: </w:t>
-      </w:r>
-      <w:r>
-        <w:t>HYBRID TEMPLATE</w:t>
-      </w:r>
-    </w:p>
-    <w:p>
-      <w:pPr>
-        <w:pStyle w:val="Heading2"/>
-      </w:pPr>
-      <w:r>
-        <w:t>Case 6: GUYS DID YOU HEAR??</w:t>
-      </w:r>
-    </w:p>
-    <w:p>
-      <w:r>
-        <w:rPr>
-          <w:b/>
-        </w:rPr>
-        <w:t xml:space="preserve">Level: </w:t>
-      </w:r>
-      <w:r>
-        <w:t xml:space="preserve">Networked  |  </w:t>
-      </w:r>
-      <w:r>
-        <w:rPr>
-          <w:b/>
-        </w:rPr>
-        <w:t xml:space="preserve">Environment: </w:t>
-      </w:r>
-      <w:r>
-        <w:t>📱 Group Chat</w:t>
-      </w:r>
-    </w:p>
-    <w:p>
-      <w:r>
-        <w:rPr>
-          <w:b/>
-        </w:rPr>
-        <w:t xml:space="preserve">Student goal: </w:t>
-      </w:r>
-      <w:r>
-        <w:t>SHARE IT?</w:t>
-      </w:r>
-    </w:p>
-    <w:p>
-      <w:r>
-        <w:rPr>
-          <w:b/>
-        </w:rPr>
-        <w:t xml:space="preserve">Setup: </w:t>
-      </w:r>
-      <w:r>
-        <w:t>A campus rumor suddenly lands in the group chat.</w:t>
-      </w:r>
-    </w:p>
-    <w:p>
-      <w:r>
-        <w:rPr>
-          <w:b/>
-        </w:rPr>
-        <w:t xml:space="preserve">Evidence status: </w:t>
-      </w:r>
-      <w:r>
-        <w:t>SIMULATION</w:t>
-      </w:r>
-    </w:p>
-    <w:p>
-      <w:pPr>
-        <w:pStyle w:val="Heading2"/>
-      </w:pPr>
-      <w:r>
-        <w:t>Case 7: Everybody Is Saying It</w:t>
-      </w:r>
-    </w:p>
-    <w:p>
-      <w:r>
-        <w:rPr>
-          <w:b/>
-        </w:rPr>
-        <w:t xml:space="preserve">Level: </w:t>
-      </w:r>
-      <w:r>
-        <w:t xml:space="preserve">Networked  |  </w:t>
-      </w:r>
-      <w:r>
-        <w:rPr>
-          <w:b/>
-        </w:rPr>
-        <w:t xml:space="preserve">Environment: </w:t>
-      </w:r>
-      <w:r>
-        <w:t>📡 Across Your Feeds</w:t>
-      </w:r>
-    </w:p>
-    <w:p>
-      <w:r>
-        <w:rPr>
-          <w:b/>
-        </w:rPr>
-        <w:t xml:space="preserve">Student goal: </w:t>
-      </w:r>
-      <w:r>
-        <w:t>TRACE IT</w:t>
-      </w:r>
-    </w:p>
-    <w:p>
-      <w:r>
-        <w:rPr>
-          <w:b/>
-        </w:rPr>
-        <w:t xml:space="preserve">Setup: </w:t>
-      </w:r>
-      <w:r>
-        <w:t>By the next day, the same claim seems to be everywhere.</w:t>
-      </w:r>
-    </w:p>
-    <w:p>
-      <w:r>
-        <w:rPr>
-          <w:b/>
-        </w:rPr>
-        <w:t xml:space="preserve">Evidence status: </w:t>
-      </w:r>
-      <w:r>
-        <w:t>SIMULATION</w:t>
-      </w:r>
-    </w:p>
-    <w:p>
-      <w:pPr>
-        <w:pStyle w:val="Heading2"/>
-      </w:pPr>
-      <w:r>
-        <w:t>Case 8: The Rumor Was True</w:t>
-      </w:r>
-    </w:p>
-    <w:p>
-      <w:r>
-        <w:rPr>
-          <w:b/>
-        </w:rPr>
-        <w:t xml:space="preserve">Level: </w:t>
-      </w:r>
-      <w:r>
-        <w:t xml:space="preserve">Networked  |  </w:t>
-      </w:r>
-      <w:r>
-        <w:rPr>
-          <w:b/>
-        </w:rPr>
-        <w:t xml:space="preserve">Environment: </w:t>
-      </w:r>
-      <w:r>
-        <w:t>💬 Student Chat</w:t>
-      </w:r>
-    </w:p>
-    <w:p>
-      <w:r>
-        <w:rPr>
-          <w:b/>
-        </w:rPr>
-        <w:t xml:space="preserve">Student goal: </w:t>
-      </w:r>
-      <w:r>
-        <w:t>ACT ON IT?</w:t>
-      </w:r>
-    </w:p>
-    <w:p>
-      <w:r>
-        <w:rPr>
-          <w:b/>
-        </w:rPr>
-        <w:t xml:space="preserve">Setup: </w:t>
-      </w:r>
-      <w:r>
-        <w:t>A few days later, Fatima posts something else in the chat.</w:t>
-      </w:r>
-    </w:p>
-    <w:p>
-      <w:r>
-        <w:rPr>
-          <w:b/>
-        </w:rPr>
-        <w:t xml:space="preserve">Evidence status: </w:t>
-      </w:r>
-      <w:r>
-        <w:t>SIMULATION — FICTIONAL CAMPUS</w:t>
-      </w:r>
-    </w:p>
-    <w:p>
-      <w:pPr>
-        <w:pStyle w:val="Heading2"/>
-      </w:pPr>
-      <w:r>
-        <w:t>Case 9: You Already Shared It</w:t>
-      </w:r>
-    </w:p>
-    <w:p>
-      <w:r>
-        <w:rPr>
-          <w:b/>
-        </w:rPr>
-        <w:t xml:space="preserve">Level: </w:t>
-      </w:r>
-      <w:r>
-        <w:t xml:space="preserve">Networked  |  </w:t>
-      </w:r>
-      <w:r>
-        <w:rPr>
-          <w:b/>
-        </w:rPr>
-        <w:t xml:space="preserve">Environment: </w:t>
-      </w:r>
-      <w:r>
-        <w:t>🔔 Social Update</w:t>
-      </w:r>
-    </w:p>
-    <w:p>
-      <w:r>
-        <w:rPr>
-          <w:b/>
-        </w:rPr>
-        <w:t xml:space="preserve">Student goal: </w:t>
-      </w:r>
-      <w:r>
-        <w:t>CORRECT IT?</w:t>
-      </w:r>
-    </w:p>
-    <w:p>
-      <w:r>
-        <w:rPr>
-          <w:b/>
-        </w:rPr>
-        <w:t xml:space="preserve">Setup: </w:t>
-      </w:r>
-      <w:r>
-        <w:t>New evidence changes something Diego shared earlier.</w:t>
-      </w:r>
-    </w:p>
-    <w:p>
-      <w:r>
-        <w:rPr>
-          <w:b/>
-        </w:rPr>
-        <w:t xml:space="preserve">Evidence status: </w:t>
-      </w:r>
-      <w:r>
-        <w:t>SIMULATION</w:t>
-      </w:r>
-    </w:p>
-    <w:p>
-      <w:pPr>
-        <w:pStyle w:val="Heading2"/>
-      </w:pPr>
-      <w:r>
-        <w:t>Case 10: I Found the Perfect Article…But I Can't Read It</w:t>
-      </w:r>
-    </w:p>
-    <w:p>
-      <w:r>
-        <w:rPr>
-          <w:b/>
-        </w:rPr>
-        <w:t xml:space="preserve">Level: </w:t>
-      </w:r>
-      <w:r>
-        <w:t xml:space="preserve">Networked  |  </w:t>
-      </w:r>
-      <w:r>
-        <w:rPr>
-          <w:b/>
-        </w:rPr>
-        <w:t xml:space="preserve">Environment: </w:t>
-      </w:r>
-      <w:r>
-        <w:t>📚 Library Research</w:t>
-      </w:r>
-    </w:p>
-    <w:p>
-      <w:r>
-        <w:rPr>
-          <w:b/>
-        </w:rPr>
-        <w:t xml:space="preserve">Student goal: </w:t>
-      </w:r>
-      <w:r>
-        <w:t>WHAT NEXT?</w:t>
-      </w:r>
-    </w:p>
-    <w:p>
-      <w:r>
-        <w:rPr>
-          <w:b/>
-        </w:rPr>
-        <w:t xml:space="preserve">Setup: </w:t>
-      </w:r>
-      <w:r>
-        <w:t>Nia finds an article that looks perfect for her paper.</w:t>
-      </w:r>
-    </w:p>
-    <w:p>
-      <w:r>
-        <w:rPr>
-          <w:b/>
-        </w:rPr>
-        <w:t xml:space="preserve">Evidence status: </w:t>
-      </w:r>
-      <w:r>
-        <w:t>GENERIC LIBRARY WORKFLOW + SIMULATION</w:t>
-      </w:r>
-    </w:p>
-    <w:p>
-      <w:pPr>
-        <w:pStyle w:val="Heading2"/>
-      </w:pPr>
-      <w:r>
-        <w:t>Case 11: The Expert Is Outside Their Expertise</w:t>
-      </w:r>
-    </w:p>
-    <w:p>
-      <w:r>
-        <w:rPr>
-          <w:b/>
-        </w:rPr>
-        <w:t xml:space="preserve">Level: </w:t>
-      </w:r>
-      <w:r>
-        <w:t xml:space="preserve">Networked  |  </w:t>
-      </w:r>
-      <w:r>
-        <w:rPr>
-          <w:b/>
-        </w:rPr>
-        <w:t xml:space="preserve">Environment: </w:t>
-      </w:r>
-      <w:r>
-        <w:t>📱 Social Post</w:t>
-      </w:r>
-    </w:p>
-    <w:p>
-      <w:r>
-        <w:rPr>
-          <w:b/>
-        </w:rPr>
-        <w:t xml:space="preserve">Student goal: </w:t>
-      </w:r>
-      <w:r>
-        <w:t>TRUST IT?</w:t>
-      </w:r>
-    </w:p>
-    <w:p>
-      <w:r>
-        <w:rPr>
-          <w:b/>
-        </w:rPr>
-        <w:t xml:space="preserve">Setup: </w:t>
-      </w:r>
-      <w:r>
-        <w:t>Omar sends the group a confident post from a famous physician.</w:t>
-      </w:r>
-    </w:p>
-    <w:p>
-      <w:r>
-        <w:rPr>
-          <w:b/>
-        </w:rPr>
-        <w:t xml:space="preserve">Evidence status: </w:t>
-      </w:r>
-      <w:r>
-        <w:t>SIMULATION</w:t>
-      </w:r>
-    </w:p>
-    <w:p>
-      <w:pPr>
-        <w:pStyle w:val="Heading2"/>
-      </w:pPr>
-      <w:r>
-        <w:t>Case 12: DON'T STUDY AFTER 10 PM</w:t>
-      </w:r>
-    </w:p>
-    <w:p>
-      <w:r>
-        <w:rPr>
-          <w:b/>
-        </w:rPr>
-        <w:t xml:space="preserve">Level: </w:t>
-      </w:r>
-      <w:r>
-        <w:t xml:space="preserve">Networked  |  </w:t>
-      </w:r>
-      <w:r>
-        <w:rPr>
-          <w:b/>
-        </w:rPr>
-        <w:t xml:space="preserve">Environment: </w:t>
-      </w:r>
-      <w:r>
-        <w:t>📱 Study Group</w:t>
-      </w:r>
-    </w:p>
-    <w:p>
-      <w:r>
-        <w:rPr>
-          <w:b/>
-        </w:rPr>
-        <w:t xml:space="preserve">Student goal: </w:t>
-      </w:r>
-      <w:r>
-        <w:t>SHARE IT?</w:t>
-      </w:r>
-    </w:p>
-    <w:p>
-      <w:r>
-        <w:rPr>
-          <w:b/>
-        </w:rPr>
-        <w:t xml:space="preserve">Setup: </w:t>
-      </w:r>
-      <w:r>
-        <w:t>Sofia drops a viral study-tip screenshot into the group.</w:t>
-      </w:r>
-    </w:p>
-    <w:p>
-      <w:r>
-        <w:rPr>
-          <w:b/>
-        </w:rPr>
-        <w:t xml:space="preserve">Evidence status: </w:t>
-      </w:r>
-      <w:r>
-        <w:t>SIMULATION</w:t>
-      </w:r>
-    </w:p>
-    <w:p>
-      <w:pPr>
-        <w:pStyle w:val="Heading2"/>
-      </w:pPr>
-      <w:r>
-        <w:t>Case 13: Wait…Is That Here?</w:t>
-      </w:r>
-    </w:p>
-    <w:p>
-      <w:r>
-        <w:rPr>
-          <w:b/>
-        </w:rPr>
-        <w:t xml:space="preserve">Level: </w:t>
-      </w:r>
-      <w:r>
-        <w:t xml:space="preserve">Contextual  |  </w:t>
-      </w:r>
-      <w:r>
-        <w:rPr>
-          <w:b/>
-        </w:rPr>
-        <w:t xml:space="preserve">Environment: </w:t>
-      </w:r>
-      <w:r>
-        <w:t>📸 Social Image</w:t>
-      </w:r>
-    </w:p>
-    <w:p>
-      <w:r>
-        <w:rPr>
-          <w:b/>
-        </w:rPr>
-        <w:t xml:space="preserve">Student goal: </w:t>
-      </w:r>
-      <w:r>
-        <w:t>SHARE IT?</w:t>
-      </w:r>
-    </w:p>
-    <w:p>
-      <w:r>
-        <w:rPr>
-          <w:b/>
-        </w:rPr>
-        <w:t xml:space="preserve">Setup: </w:t>
-      </w:r>
-      <w:r>
-        <w:t>Diego posts a supposed current celebrity sighting.</w:t>
-      </w:r>
-    </w:p>
-    <w:p>
-      <w:r>
-        <w:rPr>
-          <w:b/>
-        </w:rPr>
-        <w:t xml:space="preserve">Evidence status: </w:t>
-      </w:r>
-      <w:r>
-        <w:t>SIMULATION</w:t>
-      </w:r>
-    </w:p>
-    <w:p>
-      <w:pPr>
-        <w:pStyle w:val="Heading2"/>
-      </w:pPr>
-      <w:r>
-        <w:t>Case 14: The Cropped Protest Photo</w:t>
-      </w:r>
-    </w:p>
-    <w:p>
-      <w:r>
-        <w:rPr>
-          <w:b/>
-        </w:rPr>
-        <w:t xml:space="preserve">Level: </w:t>
-      </w:r>
-      <w:r>
-        <w:t xml:space="preserve">Contextual  |  </w:t>
-      </w:r>
-      <w:r>
-        <w:rPr>
-          <w:b/>
-        </w:rPr>
-        <w:t xml:space="preserve">Environment: </w:t>
-      </w:r>
-      <w:r>
-        <w:t>📰 Image + News</w:t>
-      </w:r>
-    </w:p>
-    <w:p>
-      <w:r>
-        <w:rPr>
-          <w:b/>
-        </w:rPr>
-        <w:t xml:space="preserve">Student goal: </w:t>
-      </w:r>
-      <w:r>
-        <w:t>INTERPRET IT</w:t>
-      </w:r>
-    </w:p>
-    <w:p>
-      <w:r>
-        <w:rPr>
-          <w:b/>
-        </w:rPr>
-        <w:t xml:space="preserve">Setup: </w:t>
-      </w:r>
-      <w:r>
-        <w:t>A viral crop appears to show protesters threatening a driver.</w:t>
-      </w:r>
-    </w:p>
-    <w:p>
-      <w:r>
-        <w:rPr>
-          <w:b/>
-        </w:rPr>
-        <w:t xml:space="preserve">Evidence status: </w:t>
-      </w:r>
-      <w:r>
-        <w:t>HYBRID</w:t>
-      </w:r>
-    </w:p>
-    <w:p>
-      <w:pPr>
-        <w:pStyle w:val="Heading2"/>
-      </w:pPr>
-      <w:r>
-        <w:t>Case 15: Is This AI-Generated?</w:t>
-      </w:r>
-    </w:p>
-    <w:p>
-      <w:r>
-        <w:rPr>
-          <w:b/>
-        </w:rPr>
-        <w:t xml:space="preserve">Level: </w:t>
-      </w:r>
-      <w:r>
-        <w:t xml:space="preserve">Contextual  |  </w:t>
-      </w:r>
-      <w:r>
-        <w:rPr>
-          <w:b/>
-        </w:rPr>
-        <w:t xml:space="preserve">Environment: </w:t>
-      </w:r>
-      <w:r>
-        <w:t>🖼️ Synthetic Media</w:t>
-      </w:r>
-    </w:p>
-    <w:p>
-      <w:r>
-        <w:rPr>
-          <w:b/>
-        </w:rPr>
-        <w:t xml:space="preserve">Student goal: </w:t>
-      </w:r>
-      <w:r>
-        <w:t>VERIFY IT</w:t>
-      </w:r>
-    </w:p>
-    <w:p>
-      <w:r>
-        <w:rPr>
-          <w:b/>
-        </w:rPr>
-        <w:t xml:space="preserve">Setup: </w:t>
-      </w:r>
-      <w:r>
-        <w:t>Friends disagree about an unusual image and focus on visual 'tells.'</w:t>
-      </w:r>
-    </w:p>
-    <w:p>
-      <w:r>
-        <w:rPr>
-          <w:b/>
-        </w:rPr>
-        <w:t xml:space="preserve">Evidence status: </w:t>
-      </w:r>
-      <w:r>
-        <w:t>SIMULATION</w:t>
-      </w:r>
-    </w:p>
-    <w:p>
-      <w:pPr>
-        <w:pStyle w:val="Heading2"/>
-      </w:pPr>
-      <w:r>
-        <w:t>Case 16: The Video Starts 12 Seconds Late</w:t>
-      </w:r>
-    </w:p>
-    <w:p>
-      <w:r>
-        <w:rPr>
-          <w:b/>
-        </w:rPr>
-        <w:t xml:space="preserve">Level: </w:t>
-      </w:r>
-      <w:r>
-        <w:t xml:space="preserve">Contextual  |  </w:t>
-      </w:r>
-      <w:r>
-        <w:rPr>
-          <w:b/>
-        </w:rPr>
-        <w:t xml:space="preserve">Environment: </w:t>
-      </w:r>
-      <w:r>
-        <w:t>🎥 Viral Video</w:t>
-      </w:r>
-    </w:p>
-    <w:p>
-      <w:r>
-        <w:rPr>
-          <w:b/>
-        </w:rPr>
-        <w:t xml:space="preserve">Student goal: </w:t>
-      </w:r>
-      <w:r>
-        <w:t>INTERPRET IT</w:t>
-      </w:r>
-    </w:p>
-    <w:p>
-      <w:r>
-        <w:rPr>
-          <w:b/>
-        </w:rPr>
-        <w:t xml:space="preserve">Setup: </w:t>
-      </w:r>
-      <w:r>
-        <w:t>A 14-second campus clip begins with one student shouting.</w:t>
-      </w:r>
-    </w:p>
-    <w:p>
-      <w:r>
-        <w:rPr>
-          <w:b/>
-        </w:rPr>
-        <w:t xml:space="preserve">Evidence status: </w:t>
-      </w:r>
-      <w:r>
-        <w:t>HYBRID</w:t>
-      </w:r>
-    </w:p>
-    <w:p>
-      <w:pPr>
-        <w:pStyle w:val="Heading2"/>
-      </w:pPr>
-      <w:r>
-        <w:t>Case 17: SCIENCE PROVES MUSIC HELPS YOU STUDY</w:t>
-      </w:r>
-    </w:p>
-    <w:p>
-      <w:r>
-        <w:rPr>
-          <w:b/>
-        </w:rPr>
-        <w:t xml:space="preserve">Level: </w:t>
-      </w:r>
-      <w:r>
-        <w:t xml:space="preserve">Contextual  |  </w:t>
-      </w:r>
-      <w:r>
-        <w:rPr>
-          <w:b/>
-        </w:rPr>
-        <w:t xml:space="preserve">Environment: </w:t>
-      </w:r>
-      <w:r>
-        <w:t>📱 Social + Research</w:t>
-      </w:r>
-    </w:p>
-    <w:p>
-      <w:r>
-        <w:rPr>
-          <w:b/>
-        </w:rPr>
-        <w:t xml:space="preserve">Student goal: </w:t>
-      </w:r>
-      <w:r>
-        <w:t>SHARE IT?</w:t>
-      </w:r>
-    </w:p>
-    <w:p>
-      <w:r>
-        <w:rPr>
-          <w:b/>
-        </w:rPr>
-        <w:t xml:space="preserve">Setup: </w:t>
-      </w:r>
-      <w:r>
-        <w:t>A viral post says research has settled whether music improves studying.</w:t>
-      </w:r>
-    </w:p>
-    <w:p>
-      <w:r>
-        <w:rPr>
-          <w:b/>
-        </w:rPr>
-        <w:t xml:space="preserve">Evidence status: </w:t>
-      </w:r>
-      <w:r>
-        <w:t>HYBRID</w:t>
-      </w:r>
-    </w:p>
-    <w:p>
-      <w:pPr>
-        <w:pStyle w:val="Heading2"/>
-      </w:pPr>
-      <w:r>
-        <w:t>Case 18: My Favorite Creator Says This Supplement Works</w:t>
-      </w:r>
-    </w:p>
-    <w:p>
-      <w:r>
-        <w:rPr>
-          <w:b/>
-        </w:rPr>
-        <w:t xml:space="preserve">Level: </w:t>
-      </w:r>
-      <w:r>
-        <w:t xml:space="preserve">Contextual  |  </w:t>
-      </w:r>
-      <w:r>
-        <w:rPr>
-          <w:b/>
-        </w:rPr>
-        <w:t xml:space="preserve">Environment: </w:t>
-      </w:r>
-      <w:r>
-        <w:t>📱 Influencer + Health</w:t>
-      </w:r>
-    </w:p>
-    <w:p>
-      <w:r>
-        <w:rPr>
-          <w:b/>
-        </w:rPr>
-        <w:t xml:space="preserve">Student goal: </w:t>
-      </w:r>
-      <w:r>
-        <w:t>BELIEVE IT?</w:t>
-      </w:r>
-    </w:p>
-    <w:p>
-      <w:r>
-        <w:rPr>
-          <w:b/>
-        </w:rPr>
-        <w:t xml:space="preserve">Setup: </w:t>
-      </w:r>
-      <w:r>
-        <w:t>A wellness creator says a supplement boosts focus and cites a study.</w:t>
-      </w:r>
-    </w:p>
-    <w:p>
-      <w:r>
-        <w:rPr>
-          <w:b/>
-        </w:rPr>
-        <w:t xml:space="preserve">Evidence status: </w:t>
-      </w:r>
-      <w:r>
-        <w:t>HYBRID</w:t>
-      </w:r>
-    </w:p>
-    <w:p>
-      <w:pPr>
-        <w:pStyle w:val="Heading2"/>
-      </w:pPr>
-      <w:r>
-        <w:t>Case 19: This Creator Actually Knows Their Stuff</w:t>
-      </w:r>
-    </w:p>
-    <w:p>
-      <w:r>
-        <w:rPr>
-          <w:b/>
-        </w:rPr>
-        <w:t xml:space="preserve">Level: </w:t>
-      </w:r>
-      <w:r>
-        <w:t xml:space="preserve">Contextual  |  </w:t>
-      </w:r>
-      <w:r>
-        <w:rPr>
-          <w:b/>
-        </w:rPr>
-        <w:t xml:space="preserve">Environment: </w:t>
-      </w:r>
-      <w:r>
-        <w:t>📱 Social Video</w:t>
-      </w:r>
-    </w:p>
-    <w:p>
-      <w:r>
-        <w:rPr>
-          <w:b/>
-        </w:rPr>
-        <w:t xml:space="preserve">Student goal: </w:t>
-      </w:r>
-      <w:r>
-        <w:t>USE IT?</w:t>
-      </w:r>
-    </w:p>
-    <w:p>
-      <w:r>
-        <w:rPr>
-          <w:b/>
-        </w:rPr>
-        <w:t xml:space="preserve">Setup: </w:t>
-      </w:r>
-      <w:r>
-        <w:t>Omar wants to reject a careful research explainer solely because it is on social media.</w:t>
-      </w:r>
-    </w:p>
-    <w:p>
-      <w:r>
-        <w:rPr>
-          <w:b/>
-        </w:rPr>
-        <w:t xml:space="preserve">Evidence status: </w:t>
-      </w:r>
-      <w:r>
-        <w:t>HYBRID TEMPLATE</w:t>
-      </w:r>
-    </w:p>
-    <w:p>
-      <w:pPr>
-        <w:pStyle w:val="Heading2"/>
-      </w:pPr>
-      <w:r>
-        <w:t>Case 20: The Headline Says Coffee Is Good Again</w:t>
-      </w:r>
-    </w:p>
-    <w:p>
-      <w:r>
-        <w:rPr>
-          <w:b/>
-        </w:rPr>
-        <w:t xml:space="preserve">Level: </w:t>
-      </w:r>
-      <w:r>
-        <w:t xml:space="preserve">Contextual  |  </w:t>
-      </w:r>
-      <w:r>
-        <w:rPr>
-          <w:b/>
-        </w:rPr>
-        <w:t xml:space="preserve">Environment: </w:t>
-      </w:r>
-      <w:r>
-        <w:t>📰 News + Health</w:t>
-      </w:r>
-    </w:p>
-    <w:p>
-      <w:r>
-        <w:rPr>
-          <w:b/>
-        </w:rPr>
-        <w:t xml:space="preserve">Student goal: </w:t>
-      </w:r>
-      <w:r>
-        <w:t>INTERPRET IT</w:t>
-      </w:r>
-    </w:p>
-    <w:p>
-      <w:r>
-        <w:rPr>
-          <w:b/>
-        </w:rPr>
-        <w:t xml:space="preserve">Setup: </w:t>
-      </w:r>
-      <w:r>
-        <w:t>A headline turns an observational health association into advice.</w:t>
-      </w:r>
-    </w:p>
-    <w:p>
-      <w:r>
-        <w:rPr>
-          <w:b/>
-        </w:rPr>
-        <w:t xml:space="preserve">Evidence status: </w:t>
-      </w:r>
-      <w:r>
-        <w:t>HYBRID</w:t>
-      </w:r>
-    </w:p>
-    <w:p>
-      <w:pPr>
-        <w:pStyle w:val="Heading2"/>
-      </w:pPr>
-      <w:r>
-        <w:t>Case 21: Congratulations! You Won a Scholarship</w:t>
-      </w:r>
-    </w:p>
-    <w:p>
-      <w:r>
-        <w:rPr>
-          <w:b/>
-        </w:rPr>
-        <w:t xml:space="preserve">Level: </w:t>
-      </w:r>
-      <w:r>
-        <w:t xml:space="preserve">Contextual  |  </w:t>
-      </w:r>
-      <w:r>
-        <w:rPr>
-          <w:b/>
-        </w:rPr>
-        <w:t xml:space="preserve">Environment: </w:t>
-      </w:r>
-      <w:r>
-        <w:t>📧 Scholarship Email</w:t>
-      </w:r>
-    </w:p>
-    <w:p>
-      <w:r>
-        <w:rPr>
-          <w:b/>
-        </w:rPr>
-        <w:t xml:space="preserve">Student goal: </w:t>
-      </w:r>
-      <w:r>
-        <w:t>PAY IT?</w:t>
-      </w:r>
-    </w:p>
-    <w:p>
-      <w:r>
-        <w:rPr>
-          <w:b/>
-        </w:rPr>
-        <w:t xml:space="preserve">Setup: </w:t>
-      </w:r>
-      <w:r>
-        <w:t>Priya receives an unexpected scholarship award notice.</w:t>
-      </w:r>
-    </w:p>
-    <w:p>
-      <w:r>
-        <w:rPr>
-          <w:b/>
-        </w:rPr>
-        <w:t xml:space="preserve">Evidence status: </w:t>
-      </w:r>
-      <w:r>
-        <w:t>SIMULATION</w:t>
-      </w:r>
-    </w:p>
-    <w:p>
-      <w:pPr>
-        <w:pStyle w:val="Heading2"/>
-      </w:pPr>
-      <w:r>
-        <w:t>Case 22: Your Account Will Be Locked Today</w:t>
-      </w:r>
-    </w:p>
-    <w:p>
-      <w:r>
-        <w:rPr>
-          <w:b/>
-        </w:rPr>
-        <w:t xml:space="preserve">Level: </w:t>
-      </w:r>
-      <w:r>
-        <w:t xml:space="preserve">Contextual  |  </w:t>
-      </w:r>
-      <w:r>
-        <w:rPr>
-          <w:b/>
-        </w:rPr>
-        <w:t xml:space="preserve">Environment: </w:t>
-      </w:r>
-      <w:r>
-        <w:t>📧 University-Looking Email</w:t>
-      </w:r>
-    </w:p>
-    <w:p>
-      <w:r>
-        <w:rPr>
-          <w:b/>
-        </w:rPr>
-        <w:t xml:space="preserve">Student goal: </w:t>
-      </w:r>
-      <w:r>
-        <w:t>PAY NOW?</w:t>
-      </w:r>
-    </w:p>
-    <w:p>
-      <w:r>
-        <w:rPr>
-          <w:b/>
-        </w:rPr>
-        <w:t xml:space="preserve">Setup: </w:t>
-      </w:r>
-      <w:r>
-        <w:t>Nia receives a polished urgent billing message.</w:t>
-      </w:r>
-    </w:p>
-    <w:p>
-      <w:r>
-        <w:rPr>
-          <w:b/>
-        </w:rPr>
-        <w:t xml:space="preserve">Evidence status: </w:t>
-      </w:r>
-      <w:r>
-        <w:t>SIMULATION — FICTIONAL CAMPUS</w:t>
-      </w:r>
-    </w:p>
-    <w:p>
-      <w:pPr>
-        <w:pStyle w:val="Heading2"/>
-      </w:pPr>
-      <w:r>
-        <w:t>Case 23: A Recruiter Just DM'd Me</w:t>
-      </w:r>
-    </w:p>
-    <w:p>
-      <w:r>
-        <w:rPr>
-          <w:b/>
-        </w:rPr>
-        <w:t xml:space="preserve">Level: </w:t>
-      </w:r>
-      <w:r>
-        <w:t xml:space="preserve">Contextual  |  </w:t>
-      </w:r>
-      <w:r>
-        <w:rPr>
-          <w:b/>
-        </w:rPr>
-        <w:t xml:space="preserve">Environment: </w:t>
-      </w:r>
-      <w:r>
-        <w:t>💼 Recruiter DM</w:t>
-      </w:r>
-    </w:p>
-    <w:p>
-      <w:r>
-        <w:rPr>
-          <w:b/>
-        </w:rPr>
-        <w:t xml:space="preserve">Student goal: </w:t>
-      </w:r>
-      <w:r>
-        <w:t>PURSUE IT?</w:t>
-      </w:r>
-    </w:p>
-    <w:p>
-      <w:r>
-        <w:rPr>
-          <w:b/>
-        </w:rPr>
-        <w:t xml:space="preserve">Setup: </w:t>
-      </w:r>
-      <w:r>
-        <w:t>Mateo receives an unsolicited recruiter message.</w:t>
-      </w:r>
-    </w:p>
-    <w:p>
-      <w:r>
-        <w:rPr>
-          <w:b/>
-        </w:rPr>
-        <w:t xml:space="preserve">Evidence status: </w:t>
-      </w:r>
-      <w:r>
-        <w:t>SIMULATION</w:t>
-      </w:r>
-    </w:p>
-    <w:p>
-      <w:pPr>
-        <w:pStyle w:val="Heading2"/>
-      </w:pPr>
-      <w:r>
-        <w:t>Case 24: $35 an Hour. Remote. No Experience.</w:t>
-      </w:r>
-    </w:p>
-    <w:p>
-      <w:r>
-        <w:rPr>
-          <w:b/>
-        </w:rPr>
-        <w:t xml:space="preserve">Level: </w:t>
-      </w:r>
-      <w:r>
-        <w:t xml:space="preserve">Contextual  |  </w:t>
-      </w:r>
-      <w:r>
-        <w:rPr>
-          <w:b/>
-        </w:rPr>
-        <w:t xml:space="preserve">Environment: </w:t>
-      </w:r>
-      <w:r>
-        <w:t>📱 Job Text</w:t>
-      </w:r>
-    </w:p>
-    <w:p>
-      <w:r>
-        <w:rPr>
-          <w:b/>
-        </w:rPr>
-        <w:t xml:space="preserve">Student goal: </w:t>
-      </w:r>
-      <w:r>
-        <w:t>TAKE IT?</w:t>
-      </w:r>
-    </w:p>
-    <w:p>
-      <w:r>
-        <w:rPr>
-          <w:b/>
-        </w:rPr>
-        <w:t xml:space="preserve">Setup: </w:t>
-      </w:r>
-      <w:r>
-        <w:t>Wei receives a high-paying remote job text.</w:t>
-      </w:r>
-    </w:p>
-    <w:p>
-      <w:r>
-        <w:rPr>
-          <w:b/>
-        </w:rPr>
-        <w:t xml:space="preserve">Evidence status: </w:t>
-      </w:r>
-      <w:r>
-        <w:t>SIMULATION</w:t>
-      </w:r>
-    </w:p>
-    <w:p>
-      <w:pPr>
-        <w:pStyle w:val="Heading2"/>
-      </w:pPr>
-      <w:r>
-        <w:t>Case 25: The Internship Is Real…But Is This Listing?</w:t>
-      </w:r>
-    </w:p>
-    <w:p>
-      <w:r>
-        <w:rPr>
-          <w:b/>
-        </w:rPr>
-        <w:t xml:space="preserve">Level: </w:t>
-      </w:r>
-      <w:r>
-        <w:t xml:space="preserve">Contextual  |  </w:t>
-      </w:r>
-      <w:r>
-        <w:rPr>
-          <w:b/>
-        </w:rPr>
-        <w:t xml:space="preserve">Environment: </w:t>
-      </w:r>
-      <w:r>
-        <w:t>💼 Job Board</w:t>
-      </w:r>
-    </w:p>
-    <w:p>
-      <w:r>
-        <w:rPr>
-          <w:b/>
-        </w:rPr>
-        <w:t xml:space="preserve">Student goal: </w:t>
-      </w:r>
-      <w:r>
-        <w:t>APPLY HERE?</w:t>
-      </w:r>
-    </w:p>
-    <w:p>
-      <w:r>
-        <w:rPr>
-          <w:b/>
-        </w:rPr>
-        <w:t xml:space="preserve">Setup: </w:t>
-      </w:r>
-      <w:r>
-        <w:t>Sofia finds a real internship title on a third-party board.</w:t>
-      </w:r>
-    </w:p>
-    <w:p>
-      <w:r>
-        <w:rPr>
-          <w:b/>
-        </w:rPr>
-        <w:t xml:space="preserve">Evidence status: </w:t>
-      </w:r>
-      <w:r>
-        <w:t>SIMULATION</w:t>
-      </w:r>
-    </w:p>
-    <w:p>
-      <w:pPr>
-        <w:pStyle w:val="Heading2"/>
-      </w:pPr>
-      <w:r>
-        <w:t>Case 26: Professor Moved the Exam Online</w:t>
-      </w:r>
-    </w:p>
-    <w:p>
-      <w:r>
-        <w:rPr>
-          <w:b/>
-        </w:rPr>
-        <w:t xml:space="preserve">Level: </w:t>
-      </w:r>
-      <w:r>
-        <w:t xml:space="preserve">Contextual  |  </w:t>
-      </w:r>
-      <w:r>
-        <w:rPr>
-          <w:b/>
-        </w:rPr>
-        <w:t xml:space="preserve">Environment: </w:t>
-      </w:r>
-      <w:r>
-        <w:t>💬 Course Chat</w:t>
-      </w:r>
-    </w:p>
-    <w:p>
-      <w:r>
-        <w:rPr>
-          <w:b/>
-        </w:rPr>
-        <w:t xml:space="preserve">Student goal: </w:t>
-      </w:r>
-      <w:r>
-        <w:t>WHAT NOW?</w:t>
-      </w:r>
-    </w:p>
-    <w:p>
-      <w:r>
-        <w:rPr>
-          <w:b/>
-        </w:rPr>
-        <w:t xml:space="preserve">Setup: </w:t>
-      </w:r>
-      <w:r>
-        <w:t>Diego says tomorrow's exam moved online, but the evidence initially conflicts.</w:t>
-      </w:r>
-    </w:p>
-    <w:p>
-      <w:r>
-        <w:rPr>
-          <w:b/>
-        </w:rPr>
-        <w:t xml:space="preserve">Evidence status: </w:t>
-      </w:r>
-      <w:r>
-        <w:t>SIMULATION — FICTIONAL COURSE</w:t>
-      </w:r>
-    </w:p>
-    <w:p>
-      <w:pPr>
-        <w:pStyle w:val="Heading2"/>
-      </w:pPr>
-      <w:r>
-        <w:t>Case 27: CAMPUS CLOSED TOMORROW</w:t>
-      </w:r>
-    </w:p>
-    <w:p>
-      <w:r>
-        <w:rPr>
-          <w:b/>
-        </w:rPr>
-        <w:t xml:space="preserve">Level: </w:t>
-      </w:r>
-      <w:r>
-        <w:t xml:space="preserve">Contextual  |  </w:t>
-      </w:r>
-      <w:r>
-        <w:rPr>
-          <w:b/>
-        </w:rPr>
-        <w:t xml:space="preserve">Environment: </w:t>
-      </w:r>
-      <w:r>
-        <w:t>📱 Screenshot + Alert</w:t>
-      </w:r>
-    </w:p>
-    <w:p>
-      <w:r>
-        <w:rPr>
-          <w:b/>
-        </w:rPr>
-        <w:t xml:space="preserve">Student goal: </w:t>
-      </w:r>
-      <w:r>
-        <w:t>BELIEVE IT?</w:t>
-      </w:r>
-    </w:p>
-    <w:p>
-      <w:r>
-        <w:rPr>
-          <w:b/>
-        </w:rPr>
-        <w:t xml:space="preserve">Setup: </w:t>
-      </w:r>
-      <w:r>
-        <w:t>A screenshot says campus is closed tomorrow.</w:t>
-      </w:r>
-    </w:p>
-    <w:p>
-      <w:r>
-        <w:rPr>
-          <w:b/>
-        </w:rPr>
-        <w:t xml:space="preserve">Evidence status: </w:t>
-      </w:r>
-      <w:r>
-        <w:t>SIMULATION — FICTIONAL CAMPUS</w:t>
-      </w:r>
-    </w:p>
-    <w:p>
-      <w:pPr>
-        <w:pStyle w:val="Heading2"/>
-      </w:pPr>
-      <w:r>
-        <w:t>Case 28: Official university Page Says It's Free</w:t>
-      </w:r>
-    </w:p>
-    <w:p>
-      <w:r>
-        <w:rPr>
-          <w:b/>
-        </w:rPr>
-        <w:t xml:space="preserve">Level: </w:t>
-      </w:r>
-      <w:r>
-        <w:t xml:space="preserve">Contextual  |  </w:t>
-      </w:r>
-      <w:r>
-        <w:rPr>
-          <w:b/>
-        </w:rPr>
-        <w:t xml:space="preserve">Environment: </w:t>
-      </w:r>
-      <w:r>
-        <w:t>🔎 Web Search</w:t>
-      </w:r>
-    </w:p>
-    <w:p>
-      <w:r>
-        <w:rPr>
-          <w:b/>
-        </w:rPr>
-        <w:t xml:space="preserve">Student goal: </w:t>
-      </w:r>
-      <w:r>
-        <w:t>CURRENT?</w:t>
-      </w:r>
-    </w:p>
-    <w:p>
-      <w:r>
-        <w:rPr>
-          <w:b/>
-        </w:rPr>
-        <w:t xml:space="preserve">Setup: </w:t>
-      </w:r>
-      <w:r>
-        <w:t>A student finds an official university page describing a service as free.</w:t>
-      </w:r>
-    </w:p>
-    <w:p>
-      <w:r>
-        <w:rPr>
-          <w:b/>
-        </w:rPr>
-        <w:t xml:space="preserve">Evidence status: </w:t>
-      </w:r>
-      <w:r>
-        <w:t>SIMULATION — FICTIONAL CAMPUS</w:t>
-      </w:r>
-    </w:p>
-    <w:p>
-      <w:pPr>
-        <w:pStyle w:val="Heading2"/>
-      </w:pPr>
-      <w:r>
-        <w:t>Case 29: This Chart Looks Terrifying</w:t>
-      </w:r>
-    </w:p>
-    <w:p>
-      <w:r>
-        <w:rPr>
-          <w:b/>
-        </w:rPr>
-        <w:t xml:space="preserve">Level: </w:t>
-      </w:r>
-      <w:r>
-        <w:t xml:space="preserve">Synthesis  |  </w:t>
-      </w:r>
-      <w:r>
-        <w:rPr>
-          <w:b/>
-        </w:rPr>
-        <w:t xml:space="preserve">Environment: </w:t>
-      </w:r>
-      <w:r>
-        <w:t>📊 Social Chart</w:t>
-      </w:r>
-    </w:p>
-    <w:p>
-      <w:r>
-        <w:rPr>
-          <w:b/>
-        </w:rPr>
-        <w:t xml:space="preserve">Student goal: </w:t>
-      </w:r>
-      <w:r>
-        <w:t>INTERPRET IT</w:t>
-      </w:r>
-    </w:p>
-    <w:p>
-      <w:r>
-        <w:rPr>
-          <w:b/>
-        </w:rPr>
-        <w:t xml:space="preserve">Setup: </w:t>
-      </w:r>
-      <w:r>
-        <w:t>A post says campus parking complaints 'SKYROCKETED.'</w:t>
-      </w:r>
-    </w:p>
-    <w:p>
-      <w:r>
-        <w:rPr>
-          <w:b/>
-        </w:rPr>
-        <w:t xml:space="preserve">Evidence status: </w:t>
-      </w:r>
-      <w:r>
-        <w:t>SIMULATION</w:t>
-      </w:r>
-    </w:p>
-    <w:p>
-      <w:pPr>
-        <w:pStyle w:val="Heading2"/>
-      </w:pPr>
-      <w:r>
-        <w:t>Case 30: 90% of Students Agree!</w:t>
-      </w:r>
-    </w:p>
-    <w:p>
-      <w:r>
-        <w:rPr>
-          <w:b/>
-        </w:rPr>
-        <w:t xml:space="preserve">Level: </w:t>
-      </w:r>
-      <w:r>
-        <w:t xml:space="preserve">Synthesis  |  </w:t>
-      </w:r>
-      <w:r>
-        <w:rPr>
-          <w:b/>
-        </w:rPr>
-        <w:t xml:space="preserve">Environment: </w:t>
-      </w:r>
-      <w:r>
-        <w:t>📊 Poll + News</w:t>
-      </w:r>
-    </w:p>
-    <w:p>
-      <w:r>
-        <w:rPr>
-          <w:b/>
-        </w:rPr>
-        <w:t xml:space="preserve">Student goal: </w:t>
-      </w:r>
-      <w:r>
-        <w:t>TRUST THE POLL?</w:t>
-      </w:r>
-    </w:p>
-    <w:p>
-      <w:r>
-        <w:rPr>
-          <w:b/>
-        </w:rPr>
-        <w:t xml:space="preserve">Setup: </w:t>
-      </w:r>
-      <w:r>
-        <w:t>A poll result looks suspiciously neat, and Wei dismisses it because the sample is 'only' about a thousand people.</w:t>
-      </w:r>
-    </w:p>
-    <w:p>
-      <w:r>
-        <w:rPr>
-          <w:b/>
-        </w:rPr>
-        <w:t xml:space="preserve">Evidence status: </w:t>
-      </w:r>
-      <w:r>
-        <w:t>SIMULATION</w:t>
-      </w:r>
-    </w:p>
-    <w:p>
-      <w:pPr>
-        <w:pStyle w:val="Heading2"/>
-      </w:pPr>
-      <w:r>
-        <w:t>Case 31: BREAKING: Nobody Knows Yet</w:t>
-      </w:r>
-    </w:p>
-    <w:p>
-      <w:r>
-        <w:rPr>
-          <w:b/>
-        </w:rPr>
-        <w:t xml:space="preserve">Level: </w:t>
-      </w:r>
-      <w:r>
-        <w:t xml:space="preserve">Synthesis  |  </w:t>
-      </w:r>
-      <w:r>
-        <w:rPr>
-          <w:b/>
-        </w:rPr>
-        <w:t xml:space="preserve">Environment: </w:t>
-      </w:r>
-      <w:r>
-        <w:t>📰 Breaking News</w:t>
-      </w:r>
-    </w:p>
-    <w:p>
-      <w:r>
-        <w:rPr>
-          <w:b/>
-        </w:rPr>
-        <w:t xml:space="preserve">Student goal: </w:t>
-      </w:r>
-      <w:r>
-        <w:t>WHAT CAN WE SAY?</w:t>
-      </w:r>
-    </w:p>
-    <w:p>
-      <w:r>
-        <w:rPr>
-          <w:b/>
-        </w:rPr>
-        <w:t xml:space="preserve">Setup: </w:t>
-      </w:r>
-      <w:r>
-        <w:t>Multiple accounts explain a loud explosion differently while officials are still responding.</w:t>
-      </w:r>
-    </w:p>
-    <w:p>
-      <w:r>
-        <w:rPr>
-          <w:b/>
-        </w:rPr>
-        <w:t xml:space="preserve">Evidence status: </w:t>
-      </w:r>
-      <w:r>
-        <w:t>SIMULATION</w:t>
-      </w:r>
-    </w:p>
-    <w:p>
-      <w:pPr>
-        <w:pStyle w:val="Heading2"/>
-      </w:pPr>
-      <w:r>
-        <w:t>Case 32: Five News Sites Can't All Be Wrong</w:t>
-      </w:r>
-    </w:p>
-    <w:p>
-      <w:r>
-        <w:rPr>
-          <w:b/>
-        </w:rPr>
-        <w:t xml:space="preserve">Level: </w:t>
-      </w:r>
-      <w:r>
-        <w:t xml:space="preserve">Synthesis  |  </w:t>
-      </w:r>
-      <w:r>
-        <w:rPr>
-          <w:b/>
-        </w:rPr>
-        <w:t xml:space="preserve">Environment: </w:t>
-      </w:r>
-      <w:r>
-        <w:t>📰 News Ecosystem</w:t>
-      </w:r>
-    </w:p>
-    <w:p>
-      <w:r>
-        <w:rPr>
-          <w:b/>
-        </w:rPr>
-        <w:t xml:space="preserve">Student goal: </w:t>
-      </w:r>
-      <w:r>
-        <w:t>CORROBORATED?</w:t>
-      </w:r>
-    </w:p>
-    <w:p>
-      <w:r>
-        <w:rPr>
-          <w:b/>
-        </w:rPr>
-        <w:t xml:space="preserve">Setup: </w:t>
-      </w:r>
-      <w:r>
-        <w:t>Five sites report the same claim.</w:t>
-      </w:r>
-    </w:p>
-    <w:p>
-      <w:r>
-        <w:rPr>
-          <w:b/>
-        </w:rPr>
-        <w:t xml:space="preserve">Evidence status: </w:t>
-      </w:r>
-      <w:r>
-        <w:t>SIMULATION</w:t>
-      </w:r>
-    </w:p>
-    <w:p>
-      <w:pPr>
-        <w:pStyle w:val="Heading2"/>
-      </w:pPr>
-      <w:r>
-        <w:t>Case 33: Mom Sent This in the Family Chat</w:t>
-      </w:r>
-    </w:p>
-    <w:p>
-      <w:r>
-        <w:rPr>
-          <w:b/>
-        </w:rPr>
-        <w:t xml:space="preserve">Level: </w:t>
-      </w:r>
-      <w:r>
-        <w:t xml:space="preserve">Synthesis  |  </w:t>
-      </w:r>
-      <w:r>
-        <w:rPr>
-          <w:b/>
-        </w:rPr>
-        <w:t xml:space="preserve">Environment: </w:t>
-      </w:r>
-      <w:r>
-        <w:t>👨‍👩‍👧 Multilingual Family Chat</w:t>
-      </w:r>
-    </w:p>
-    <w:p>
-      <w:r>
-        <w:rPr>
-          <w:b/>
-        </w:rPr>
-        <w:t xml:space="preserve">Student goal: </w:t>
-      </w:r>
-      <w:r>
-        <w:t>VERIFY IT?</w:t>
-      </w:r>
-    </w:p>
-    <w:p>
-      <w:r>
-        <w:rPr>
-          <w:b/>
-        </w:rPr>
-        <w:t xml:space="preserve">Setup: </w:t>
-      </w:r>
-      <w:r>
-        <w:t>Wei's family chat forwards a message about a new student fee and asks Wei to check it.</w:t>
-      </w:r>
-    </w:p>
-    <w:p>
-      <w:r>
-        <w:rPr>
-          <w:b/>
-        </w:rPr>
-        <w:t xml:space="preserve">Evidence status: </w:t>
-      </w:r>
-      <w:r>
-        <w:t>SIMULATION</w:t>
-      </w:r>
-    </w:p>
-    <w:p>
-      <w:pPr>
-        <w:pStyle w:val="Heading2"/>
-      </w:pPr>
-      <w:r>
-        <w:t>Case 34: The Screenshot Is Real—The Translation Isn't</w:t>
-      </w:r>
-    </w:p>
-    <w:p>
-      <w:r>
-        <w:rPr>
-          <w:b/>
-        </w:rPr>
-        <w:t xml:space="preserve">Level: </w:t>
-      </w:r>
-      <w:r>
-        <w:t xml:space="preserve">Synthesis  |  </w:t>
-      </w:r>
-      <w:r>
-        <w:rPr>
-          <w:b/>
-        </w:rPr>
-        <w:t xml:space="preserve">Environment: </w:t>
-      </w:r>
-      <w:r>
-        <w:t>🌐 International News</w:t>
-      </w:r>
-    </w:p>
-    <w:p>
-      <w:r>
-        <w:rPr>
-          <w:b/>
-        </w:rPr>
-        <w:t xml:space="preserve">Student goal: </w:t>
-      </w:r>
-      <w:r>
-        <w:t>TRANSLATE IT?</w:t>
-      </w:r>
-    </w:p>
-    <w:p>
-      <w:r>
-        <w:rPr>
-          <w:b/>
-        </w:rPr>
-        <w:t xml:space="preserve">Setup: </w:t>
-      </w:r>
-      <w:r>
-        <w:t>A real foreign-language news screenshot circulates with a dramatic English caption.</w:t>
-      </w:r>
-    </w:p>
-    <w:p>
-      <w:r>
-        <w:rPr>
-          <w:b/>
-        </w:rPr>
-        <w:t xml:space="preserve">Evidence status: </w:t>
-      </w:r>
-      <w:r>
-        <w:t>SIMULATION</w:t>
-      </w:r>
-    </w:p>
-    <w:p>
-      <w:pPr>
-        <w:pStyle w:val="Heading2"/>
-      </w:pPr>
-      <w:r>
-        <w:t>Case 35: AI Search Quoted the Article</w:t>
-      </w:r>
-    </w:p>
-    <w:p>
-      <w:r>
-        <w:rPr>
-          <w:b/>
-        </w:rPr>
-        <w:t xml:space="preserve">Level: </w:t>
-      </w:r>
-      <w:r>
-        <w:t xml:space="preserve">Synthesis  |  </w:t>
-      </w:r>
-      <w:r>
-        <w:rPr>
-          <w:b/>
-        </w:rPr>
-        <w:t xml:space="preserve">Environment: </w:t>
-      </w:r>
-      <w:r>
-        <w:t>🤖 AI Search</w:t>
-      </w:r>
-    </w:p>
-    <w:p>
-      <w:r>
-        <w:rPr>
-          <w:b/>
-        </w:rPr>
-        <w:t xml:space="preserve">Student goal: </w:t>
-      </w:r>
-      <w:r>
-        <w:t>CITE THE CLAIM?</w:t>
-      </w:r>
-    </w:p>
-    <w:p>
-      <w:r>
-        <w:rPr>
-          <w:b/>
-        </w:rPr>
-        <w:t xml:space="preserve">Setup: </w:t>
-      </w:r>
-      <w:r>
-        <w:t>An AI search result gives a confident statistic and a real citation.</w:t>
-      </w:r>
-    </w:p>
-    <w:p>
-      <w:r>
-        <w:rPr>
-          <w:b/>
-        </w:rPr>
-        <w:t xml:space="preserve">Evidence status: </w:t>
-      </w:r>
-      <w:r>
-        <w:t>HYBRID TEMPLATE</w:t>
-      </w:r>
-    </w:p>
-    <w:p>
-      <w:pPr>
-        <w:pStyle w:val="Heading2"/>
-      </w:pPr>
-      <w:r>
-        <w:t>Case 36: AI Tutor Beat the Professor!</w:t>
-      </w:r>
-    </w:p>
-    <w:p>
-      <w:r>
-        <w:rPr>
-          <w:b/>
-        </w:rPr>
-        <w:t xml:space="preserve">Level: </w:t>
-      </w:r>
-      <w:r>
-        <w:t xml:space="preserve">Synthesis  |  </w:t>
-      </w:r>
-      <w:r>
-        <w:rPr>
-          <w:b/>
-        </w:rPr>
-        <w:t xml:space="preserve">Environment: </w:t>
-      </w:r>
-      <w:r>
-        <w:t>🤖 AI + Research + Social</w:t>
-      </w:r>
-    </w:p>
-    <w:p>
-      <w:r>
-        <w:rPr>
-          <w:b/>
-        </w:rPr>
-        <w:t xml:space="preserve">Student goal: </w:t>
-      </w:r>
-      <w:r>
-        <w:t>EXPLAIN IT</w:t>
-      </w:r>
-    </w:p>
-    <w:p>
-      <w:r>
-        <w:rPr>
-          <w:b/>
-        </w:rPr>
-        <w:t xml:space="preserve">Setup: </w:t>
-      </w:r>
-      <w:r>
-        <w:t>A viral post turns a study into a sweeping claim about higher education.</w:t>
-      </w:r>
-    </w:p>
-    <w:p>
-      <w:r>
-        <w:rPr>
-          <w:b/>
-        </w:rPr>
-        <w:t xml:space="preserve">Evidence status: </w:t>
-      </w:r>
-      <w:r>
-        <w:t>HYBRID TEMPLATE</w:t>
-      </w:r>
-    </w:p>
-    <w:p>
-      <w:pPr>
-        <w:pStyle w:val="Heading1"/>
-      </w:pPr>
-      <w:r>
-        <w:t>13. Downloadable Lesson Plans</w:t>
-      </w:r>
-    </w:p>
-    <w:p>
-      <w:pPr>
-        <w:pStyle w:val="ListBullet"/>
-      </w:pPr>
-      <w:r>
-        <w:t>15-Minute Evidence Sprint</w:t>
-      </w:r>
-    </w:p>
-    <w:p>
-      <w:pPr>
-        <w:pStyle w:val="ListBullet"/>
-      </w:pPr>
-      <w:r>
-        <w:t>50-Minute Evidence Lab Session</w:t>
-      </w:r>
-    </w:p>
-    <w:p>
-      <w:pPr>
-        <w:pStyle w:val="ListBullet"/>
-      </w:pPr>
-      <w:r>
-        <w:t>Independent Practice Assignment</w:t>
-      </w:r>
-    </w:p>
-    <w:p>
-      <w:pPr>
-        <w:pStyle w:val="ListBullet"/>
-      </w:pPr>
-      <w:r>
-        <w:t>Capstone Assignment</w:t>
-      </w:r>
-    </w:p>
-    <w:p>
-      <w:pPr>
-        <w:pStyle w:val="ListBullet"/>
-      </w:pPr>
-      <w:r>
-        <w:t>Faculty Mini-Set Guide</w:t>
-      </w:r>
-    </w:p>
-    <w:p>
-      <w:pPr>
-        <w:pStyle w:val="ListBullet"/>
-      </w:pPr>
-      <w:r>
-        <w:t>Asynchronous Assignment</w:t>
-      </w:r>
-    </w:p>
-    <w:p>
-      <w:r>
-        <w:t>Public lesson plans are available from the Evidence Lab For Educators page: https://yanlingliuinfolit.github.io/evidence-lab/educators.html</w:t>
-      </w:r>
-    </w:p>
-    <w:p>
-      <w:pPr>
-        <w:pStyle w:val="Heading1"/>
-      </w:pPr>
-      <w:r>
-        <w:t>14. Confidential Instructor Key</w:t>
-      </w:r>
-    </w:p>
-    <w:p>
-      <w:r>
-        <w:t>A separate Evidence Lab Instructor Key v1.0 contains case spoilers, keyed interpretations, hidden evidence values, ideal investigation paths, and case-specific debrief guidance. It is intentionally not included in the public repository, GitHub Pages site, LibGuide, or Zenodo release. Educators who receive the key should store it in access-controlled institutional storage.</w:t>
-      </w:r>
-    </w:p>
-    <w:p>
-      <w:pPr>
-        <w:pStyle w:val="Heading1"/>
-      </w:pPr>
-      <w:r>
-        <w:t>15. Reuse, Attribution, and Citation</w:t>
-      </w:r>
-    </w:p>
-    <w:p>
-      <w:r>
-        <w:t>Except where otherwise noted, original Evidence Lab educational content is licensed under Creative Commons Attribution 4.0 International (CC BY 4.0). Original software/code is licensed under the MIT License. AI-assisted/generated visual artifacts created specifically for Evidence Lab are disclosed as such in project documentation.</w:t>
-      </w:r>
-    </w:p>
-    <w:p>
-      <w:r>
-        <w:t>Creator: Yanling Liu, Coordinator of Information Literacy and Research Services, Indiana University Kokomo.</w:t>
-      </w:r>
-    </w:p>
-    <w:p>
-      <w:r>
-        <w:t>Preferred citation: Liu, Y. (2026). Evidence Lab: Follow the evidence. Make the call (Version 1.0) [Educational software]. https://yanlingliuinfolit.github.io/evidence-lab/</w:t>
-      </w:r>
-    </w:p>
-    <w:p>
-      <w:r>
-        <w:t>The views and design of Evidence Lab are those of the creator and do not necessarily represent Indiana University policy or endorsement.</w:t>
+        <w:t>A DOI citation will be added after the Version 1.0 Zenodo archival release.</w:t>
       </w:r>
     </w:p>
     <w:sectPr>
-      <w:headerReference w:type="default" r:id="rId9"/>
-      <w:footerReference w:type="default" r:id="rId10"/>
       <w:pgSz w:w="12240" w:h="15840"/>
-      <w:pgMar w:top="936" w:right="1037" w:bottom="936" w:left="1037" w:header="720" w:footer="720" w:gutter="0"/>
+      <w:pgMar w:top="1008" w:right="1152" w:bottom="1008" w:left="1152" w:header="720" w:footer="720" w:gutter="0"/>
       <w:cols w:space="720"/>
       <w:docGrid w:linePitch="360"/>
     </w:sectPr>
   </w:body>
 </w:document>
-</file>
-
-<file path=word/footer1.xml><?xml version="1.0" encoding="utf-8"?>
-<w:ftr xmlns:m="http://schemas.openxmlformats.org/officeDocument/2006/math" xmlns:mc="http://schemas.openxmlformats.org/markup-compatibility/2006" xmlns:mo="http://schemas.microsoft.com/office/mac/office/2008/main" xmlns:mv="urn:schemas-microsoft-com:mac:vml" xmlns:o="urn:schemas-microsoft-com:office:office" xmlns:r="http://schemas.openxmlformats.org/officeDocument/2006/relationships" xmlns:v="urn:schemas-microsoft-com:vml" xmlns:w10="urn:schemas-microsoft-com:office:word" xmlns:w14="http://schemas.microsoft.com/office/word/2010/wordml" xmlns:w="http://schemas.openxmlformats.org/wordprocessingml/2006/main" xmlns:wne="http://schemas.microsoft.com/office/word/2006/wordml" xmlns:wp14="http://schemas.microsoft.com/office/word/2010/wordprocessingDrawing" xmlns:wp="http://schemas.openxmlformats.org/drawingml/2006/wordprocessingDrawing" xmlns:wpc="http://schemas.microsoft.com/office/word/2010/wordprocessingCanvas" xmlns:wpg="http://schemas.microsoft.com/office/word/2010/wordprocessingGroup" xmlns:wpi="http://schemas.microsoft.com/office/word/2010/wordprocessingInk" xmlns:wps="http://schemas.microsoft.com/office/word/2010/wordprocessingShape" mc:Ignorable="w14 wp14">
-  <w:p>
-    <w:pPr>
-      <w:pStyle w:val="Footer"/>
-      <w:jc w:val="center"/>
-    </w:pPr>
-    <w:r>
-      <w:rPr>
-        <w:color w:val="5A6478"/>
-        <w:sz w:val="16"/>
-      </w:rPr>
-      <w:t>Evidence Lab | Follow the evidence. Make the call.</w:t>
-    </w:r>
-  </w:p>
-</w:ftr>
-</file>
-
-<file path=word/header1.xml><?xml version="1.0" encoding="utf-8"?>
-<w:hdr xmlns:m="http://schemas.openxmlformats.org/officeDocument/2006/math" xmlns:mc="http://schemas.openxmlformats.org/markup-compatibility/2006" xmlns:mo="http://schemas.microsoft.com/office/mac/office/2008/main" xmlns:mv="urn:schemas-microsoft-com:mac:vml" xmlns:o="urn:schemas-microsoft-com:office:office" xmlns:r="http://schemas.openxmlformats.org/officeDocument/2006/relationships" xmlns:v="urn:schemas-microsoft-com:vml" xmlns:w10="urn:schemas-microsoft-com:office:word" xmlns:w14="http://schemas.microsoft.com/office/word/2010/wordml" xmlns:w="http://schemas.openxmlformats.org/wordprocessingml/2006/main" xmlns:wne="http://schemas.microsoft.com/office/word/2006/wordml" xmlns:wp14="http://schemas.microsoft.com/office/word/2010/wordprocessingDrawing" xmlns:wp="http://schemas.openxmlformats.org/drawingml/2006/wordprocessingDrawing" xmlns:wpc="http://schemas.microsoft.com/office/word/2010/wordprocessingCanvas" xmlns:wpg="http://schemas.microsoft.com/office/word/2010/wordprocessingGroup" xmlns:wpi="http://schemas.microsoft.com/office/word/2010/wordprocessingInk" xmlns:wps="http://schemas.microsoft.com/office/word/2010/wordprocessingShape" mc:Ignorable="w14 wp14">
-  <w:p>
-    <w:pPr>
-      <w:pStyle w:val="Header"/>
-      <w:jc w:val="right"/>
-    </w:pPr>
-    <w:r>
-      <w:rPr>
-        <w:color w:val="5A6478"/>
-        <w:sz w:val="16"/>
-      </w:rPr>
-      <w:t>EVIDENCE LAB - TEACHING GUIDE v1.0</w:t>
-    </w:r>
-  </w:p>
-</w:hdr>
 </file>
 
 <file path=word/numbering.xml><?xml version="1.0" encoding="utf-8"?>
@@ -3590,7 +2406,7 @@
     <w:rsid w:val="00FC693F"/>
     <w:rPr>
       <w:rFonts w:ascii="Aptos" w:hAnsi="Aptos"/>
-      <w:sz w:val="20"/>
+      <w:sz w:val="21"/>
     </w:rPr>
   </w:style>
   <w:style w:type="paragraph" w:styleId="Header">
@@ -3652,11 +2468,11 @@
       <w:outlineLvl w:val="0"/>
     </w:pPr>
     <w:rPr>
-      <w:rFonts w:asciiTheme="majorHAnsi" w:eastAsiaTheme="majorEastAsia" w:hAnsiTheme="majorHAnsi" w:cstheme="majorBidi" w:ascii="Aptos Display" w:hAnsi="Aptos Display"/>
+      <w:rFonts w:asciiTheme="majorHAnsi" w:eastAsiaTheme="majorEastAsia" w:hAnsiTheme="majorHAnsi" w:cstheme="majorBidi"/>
       <w:b/>
       <w:bCs/>
       <w:color w:val="365F91" w:themeColor="accent1" w:themeShade="BF"/>
-      <w:sz w:val="36"/>
+      <w:sz w:val="28"/>
       <w:szCs w:val="28"/>
     </w:rPr>
   </w:style>
@@ -3676,7 +2492,7 @@
       <w:outlineLvl w:val="1"/>
     </w:pPr>
     <w:rPr>
-      <w:rFonts w:asciiTheme="majorHAnsi" w:eastAsiaTheme="majorEastAsia" w:hAnsiTheme="majorHAnsi" w:cstheme="majorBidi" w:ascii="Aptos Display" w:hAnsi="Aptos Display"/>
+      <w:rFonts w:asciiTheme="majorHAnsi" w:eastAsiaTheme="majorEastAsia" w:hAnsiTheme="majorHAnsi" w:cstheme="majorBidi"/>
       <w:b/>
       <w:bCs/>
       <w:color w:val="4F81BD" w:themeColor="accent1"/>
@@ -3941,11 +2757,11 @@
       <w:contextualSpacing/>
     </w:pPr>
     <w:rPr>
-      <w:rFonts w:asciiTheme="majorHAnsi" w:eastAsiaTheme="majorEastAsia" w:hAnsiTheme="majorHAnsi" w:cstheme="majorBidi" w:ascii="Aptos Display" w:hAnsi="Aptos Display"/>
+      <w:rFonts w:asciiTheme="majorHAnsi" w:eastAsiaTheme="majorEastAsia" w:hAnsiTheme="majorHAnsi" w:cstheme="majorBidi"/>
       <w:color w:val="17365D" w:themeColor="text2" w:themeShade="BF"/>
       <w:spacing w:val="5"/>
       <w:kern w:val="28"/>
-      <w:sz w:val="56"/>
+      <w:sz w:val="52"/>
       <w:szCs w:val="52"/>
     </w:rPr>
   </w:style>

--- a/educators/Evidence_Lab_Teaching_Guide_v1.0.docx
+++ b/educators/Evidence_Lab_Teaching_Guide_v1.0.docx
@@ -391,7 +391,81 @@
         <w:pStyle w:val="Heading1"/>
       </w:pPr>
       <w:r>
-        <w:t>9. Accessibility and multimodal evidence</w:t>
+        <w:t>9. Alignment with the ACRL Framework (2026 revision)</w:t>
+      </w:r>
+    </w:p>
+    <w:p>
+      <w:pPr/>
+      <w:r>
+        <w:t>Evidence Lab is informed by and aligned with the ACRL Framework for Information Literacy for Higher Education, including revisions approved September 2, 2026. The game is not intended as a comprehensive implementation or assessment of every Framework knowledge practice or disposition. Coverage is intentionally uneven because cases are designed around authentic information problems rather than a six-frame quota.</w:t>
+      </w:r>
+    </w:p>
+    <w:p>
+      <w:pPr>
+        <w:pStyle w:val="ListBullet"/>
+      </w:pPr>
+      <w:r>
+        <w:t>Authority Is Constructed and Contextual — very strong: students evaluate expertise, credibility, incentives, institutional authority, and AI authority in context.</w:t>
+      </w:r>
+    </w:p>
+    <w:p>
+      <w:pPr>
+        <w:pStyle w:val="ListBullet"/>
+      </w:pPr>
+      <w:r>
+        <w:t>Information Creation as a Process — very strong: students trace how posts, images, clips, translations, summaries, citations, and other information products are created, transformed, and circulated.</w:t>
+      </w:r>
+    </w:p>
+    <w:p>
+      <w:pPr>
+        <w:pStyle w:val="ListBullet"/>
+      </w:pPr>
+      <w:r>
+        <w:t>Information Has Value — selective but meaningful: sponsorship, financial incentives, access barriers, money, personal information, attribution, and information exchange appear in relevant cases.</w:t>
+      </w:r>
+    </w:p>
+    <w:p>
+      <w:pPr>
+        <w:pStyle w:val="ListBullet"/>
+      </w:pPr>
+      <w:r>
+        <w:t>Research as Inquiry — very strong: students investigate uncertainty, identify gaps, gather evidence, update conclusions, and sometimes conclude that available evidence is insufficient.</w:t>
+      </w:r>
+    </w:p>
+    <w:p>
+      <w:pPr>
+        <w:pStyle w:val="ListBullet"/>
+      </w:pPr>
+      <w:r>
+        <w:t>Scholarship as Conversation — strong: students trace claims and citations, distinguish independent corroboration from repetition, and compare research findings with later representations.</w:t>
+      </w:r>
+    </w:p>
+    <w:p>
+      <w:pPr>
+        <w:pStyle w:val="ListBullet"/>
+      </w:pPr>
+      <w:r>
+        <w:t>Searching as Strategic Exploration — very strong: students choose what to check, trace sources laterally, use authoritative channels, revise search paths, and decide when evidence is sufficient.</w:t>
+      </w:r>
+    </w:p>
+    <w:p>
+      <w:pPr/>
+      <w:r>
+        <w:t>The 2026 revision is especially relevant to Evidence Lab because it explicitly addresses emerging technologies and AI, metacognition, evolving information creation processes, and critical evaluation of AI-mediated searching and authority.</w:t>
+      </w:r>
+    </w:p>
+    <w:p>
+      <w:pPr/>
+      <w:r>
+        <w:t>Framework reference: Association of College and Research Libraries. Framework for Information Literacy for Higher Education. Adopted 2016; revisions approved September 2, 2026.</w:t>
+      </w:r>
+    </w:p>
+    <w:p>
+      <w:pPr>
+        <w:pStyle w:val="Heading1"/>
+      </w:pPr>
+      <w:r>
+        <w:t>10. Accessibility and multimodal evidence</w:t>
       </w:r>
     </w:p>
     <w:p>
@@ -404,7 +478,7 @@
         <w:pStyle w:val="Heading1"/>
       </w:pPr>
       <w:r>
-        <w:t>10. Privacy and assessment</w:t>
+        <w:t>11. Privacy and assessment</w:t>
       </w:r>
     </w:p>
     <w:p>
@@ -417,7 +491,7 @@
         <w:pStyle w:val="Heading1"/>
       </w:pPr>
       <w:r>
-        <w:t>11. Reuse and localization</w:t>
+        <w:t>12. Reuse and localization</w:t>
       </w:r>
     </w:p>
     <w:p>
@@ -430,7 +504,7 @@
         <w:pStyle w:val="Heading1"/>
       </w:pPr>
       <w:r>
-        <w:t>12. Spoiler-free 36-case catalog</w:t>
+        <w:t>13. Spoiler-free 36-case catalog</w:t>
       </w:r>
     </w:p>
     <w:tbl>
@@ -2005,7 +2079,7 @@
         <w:pStyle w:val="Heading1"/>
       </w:pPr>
       <w:r>
-        <w:t>13. Public vs. confidential educator materials</w:t>
+        <w:t>14. Public vs. confidential educator materials</w:t>
       </w:r>
     </w:p>
     <w:p>
@@ -2018,7 +2092,7 @@
         <w:pStyle w:val="Heading1"/>
       </w:pPr>
       <w:r>
-        <w:t>14. Citation</w:t>
+        <w:t>15. Citation</w:t>
       </w:r>
     </w:p>
     <w:p>

--- a/educators/Evidence_Lab_Teaching_Guide_v1.0.docx
+++ b/educators/Evidence_Lab_Teaching_Guide_v1.0.docx
@@ -2097,12 +2097,10 @@
     </w:p>
     <w:p>
       <w:r>
-        <w:t>Liu, Y. (2026). Evidence Lab: Follow the evidence. Make the call (Version 1.0) [Educational software]. https://yanlingliuinfolit.github.io/evidence-lab/</w:t>
-      </w:r>
-    </w:p>
-    <w:p>
-      <w:r>
-        <w:t>A DOI citation will be added after the Version 1.0 Zenodo archival release.</w:t>
+        <w:rPr>
+          <w:sz w:val="20"/>
+        </w:rPr>
+        <w:t>Liu, Y. (2026). Evidence Lab: An Information-Literacy Investigation Game (Version 1.0.0) [Computer software]. Zenodo. https://doi.org/10.5281/zenodo.23567784 Version 1.0.0 DOI: 10.5281/zenodo.23567784. All-versions DOI: 10.5281/zenodo.23567783.</w:t>
       </w:r>
     </w:p>
     <w:sectPr>
